--- a/Progetto W20D2.docx
+++ b/Progetto W20D2.docx
@@ -2441,7 +2441,7 @@
           <w:szCs w:val="32"/>
         </w:rPr>
         <w:drawing>
-          <wp:anchor distT="0" distB="0" distL="114300" distR="114300" simplePos="0" relativeHeight="251661312" behindDoc="0" locked="0" layoutInCell="1" allowOverlap="1" wp14:anchorId="60DEA823" wp14:editId="1950492C">
+          <wp:anchor distT="0" distB="0" distL="114300" distR="114300" simplePos="0" relativeHeight="251661312" behindDoc="0" locked="0" layoutInCell="1" allowOverlap="1" wp14:anchorId="60DEA823" wp14:editId="5DB0C842">
             <wp:simplePos x="0" y="0"/>
             <wp:positionH relativeFrom="margin">
               <wp:align>center</wp:align>
@@ -4677,15 +4677,17 @@
     </w:p>
     <w:p>
       <w:pPr>
-        <w:rPr>
-          <w:rFonts w:ascii="Amasis MT Pro Light" w:hAnsi="Amasis MT Pro Light"/>
-          <w:sz w:val="32"/>
-          <w:szCs w:val="32"/>
-        </w:rPr>
-      </w:pPr>
-    </w:p>
-    <w:p>
-      <w:pPr>
+        <w:jc w:val="both"/>
+        <w:rPr>
+          <w:rFonts w:ascii="Amasis MT Pro Light" w:hAnsi="Amasis MT Pro Light"/>
+          <w:sz w:val="32"/>
+          <w:szCs w:val="32"/>
+        </w:rPr>
+      </w:pPr>
+    </w:p>
+    <w:p>
+      <w:pPr>
+        <w:jc w:val="both"/>
         <w:rPr>
           <w:rFonts w:ascii="Amasis MT Pro Light" w:hAnsi="Amasis MT Pro Light"/>
           <w:color w:val="000000"/>
@@ -4703,6 +4705,7 @@
     </w:p>
     <w:p>
       <w:pPr>
+        <w:jc w:val="both"/>
         <w:rPr>
           <w:rFonts w:ascii="Amasis MT Pro Light" w:hAnsi="Amasis MT Pro Light"/>
           <w:color w:val="000000"/>
@@ -4717,7 +4720,7 @@
           <w:sz w:val="32"/>
         </w:rPr>
         <w:drawing>
-          <wp:anchor distT="0" distB="0" distL="114300" distR="114300" simplePos="0" relativeHeight="251664384" behindDoc="0" locked="0" layoutInCell="1" allowOverlap="1" wp14:anchorId="39FCFA21" wp14:editId="15B9F09C">
+          <wp:anchor distT="0" distB="0" distL="114300" distR="114300" simplePos="0" relativeHeight="251664384" behindDoc="0" locked="0" layoutInCell="1" allowOverlap="1" wp14:anchorId="39FCFA21" wp14:editId="1C755E56">
             <wp:simplePos x="0" y="0"/>
             <wp:positionH relativeFrom="margin">
               <wp:align>center</wp:align>
@@ -4784,87 +4787,97 @@
     </w:p>
     <w:p>
       <w:pPr>
-        <w:rPr>
-          <w:rFonts w:ascii="Amasis MT Pro Light" w:hAnsi="Amasis MT Pro Light"/>
-          <w:color w:val="000000"/>
-          <w:sz w:val="32"/>
-        </w:rPr>
-      </w:pPr>
-    </w:p>
-    <w:p>
-      <w:pPr>
-        <w:rPr>
-          <w:rFonts w:ascii="Amasis MT Pro Light" w:hAnsi="Amasis MT Pro Light"/>
-          <w:color w:val="000000"/>
-          <w:sz w:val="32"/>
-        </w:rPr>
-      </w:pPr>
-    </w:p>
-    <w:p>
-      <w:pPr>
-        <w:rPr>
-          <w:rFonts w:ascii="Amasis MT Pro Light" w:hAnsi="Amasis MT Pro Light"/>
-          <w:color w:val="000000"/>
-          <w:sz w:val="32"/>
-        </w:rPr>
-      </w:pPr>
-    </w:p>
-    <w:p>
-      <w:pPr>
-        <w:rPr>
-          <w:rFonts w:ascii="Amasis MT Pro Light" w:hAnsi="Amasis MT Pro Light"/>
-          <w:color w:val="000000"/>
-          <w:sz w:val="32"/>
-        </w:rPr>
-      </w:pPr>
-    </w:p>
-    <w:p>
-      <w:pPr>
-        <w:rPr>
-          <w:rFonts w:ascii="Amasis MT Pro Light" w:hAnsi="Amasis MT Pro Light"/>
-          <w:color w:val="000000"/>
-          <w:sz w:val="32"/>
-        </w:rPr>
-      </w:pPr>
-    </w:p>
-    <w:p>
-      <w:pPr>
-        <w:rPr>
-          <w:rFonts w:ascii="Amasis MT Pro Light" w:hAnsi="Amasis MT Pro Light"/>
-          <w:color w:val="000000"/>
-          <w:sz w:val="32"/>
-        </w:rPr>
-      </w:pPr>
-    </w:p>
-    <w:p>
-      <w:pPr>
-        <w:rPr>
-          <w:rFonts w:ascii="Amasis MT Pro Light" w:hAnsi="Amasis MT Pro Light"/>
-          <w:color w:val="000000"/>
-          <w:sz w:val="32"/>
-        </w:rPr>
-      </w:pPr>
-    </w:p>
-    <w:p>
-      <w:pPr>
-        <w:rPr>
-          <w:rFonts w:ascii="Amasis MT Pro Light" w:hAnsi="Amasis MT Pro Light"/>
-          <w:color w:val="000000"/>
-          <w:sz w:val="32"/>
-        </w:rPr>
-      </w:pPr>
-    </w:p>
-    <w:p>
-      <w:pPr>
-        <w:rPr>
-          <w:rFonts w:ascii="Amasis MT Pro Light" w:hAnsi="Amasis MT Pro Light"/>
-          <w:color w:val="000000"/>
-          <w:sz w:val="32"/>
-        </w:rPr>
-      </w:pPr>
-    </w:p>
-    <w:p>
-      <w:pPr>
+        <w:jc w:val="both"/>
+        <w:rPr>
+          <w:rFonts w:ascii="Amasis MT Pro Light" w:hAnsi="Amasis MT Pro Light"/>
+          <w:color w:val="000000"/>
+          <w:sz w:val="32"/>
+        </w:rPr>
+      </w:pPr>
+    </w:p>
+    <w:p>
+      <w:pPr>
+        <w:jc w:val="both"/>
+        <w:rPr>
+          <w:rFonts w:ascii="Amasis MT Pro Light" w:hAnsi="Amasis MT Pro Light"/>
+          <w:color w:val="000000"/>
+          <w:sz w:val="32"/>
+        </w:rPr>
+      </w:pPr>
+    </w:p>
+    <w:p>
+      <w:pPr>
+        <w:jc w:val="both"/>
+        <w:rPr>
+          <w:rFonts w:ascii="Amasis MT Pro Light" w:hAnsi="Amasis MT Pro Light"/>
+          <w:color w:val="000000"/>
+          <w:sz w:val="32"/>
+        </w:rPr>
+      </w:pPr>
+    </w:p>
+    <w:p>
+      <w:pPr>
+        <w:jc w:val="both"/>
+        <w:rPr>
+          <w:rFonts w:ascii="Amasis MT Pro Light" w:hAnsi="Amasis MT Pro Light"/>
+          <w:color w:val="000000"/>
+          <w:sz w:val="32"/>
+        </w:rPr>
+      </w:pPr>
+    </w:p>
+    <w:p>
+      <w:pPr>
+        <w:jc w:val="both"/>
+        <w:rPr>
+          <w:rFonts w:ascii="Amasis MT Pro Light" w:hAnsi="Amasis MT Pro Light"/>
+          <w:color w:val="000000"/>
+          <w:sz w:val="32"/>
+        </w:rPr>
+      </w:pPr>
+    </w:p>
+    <w:p>
+      <w:pPr>
+        <w:jc w:val="both"/>
+        <w:rPr>
+          <w:rFonts w:ascii="Amasis MT Pro Light" w:hAnsi="Amasis MT Pro Light"/>
+          <w:color w:val="000000"/>
+          <w:sz w:val="32"/>
+        </w:rPr>
+      </w:pPr>
+    </w:p>
+    <w:p>
+      <w:pPr>
+        <w:jc w:val="both"/>
+        <w:rPr>
+          <w:rFonts w:ascii="Amasis MT Pro Light" w:hAnsi="Amasis MT Pro Light"/>
+          <w:color w:val="000000"/>
+          <w:sz w:val="32"/>
+        </w:rPr>
+      </w:pPr>
+    </w:p>
+    <w:p>
+      <w:pPr>
+        <w:jc w:val="both"/>
+        <w:rPr>
+          <w:rFonts w:ascii="Amasis MT Pro Light" w:hAnsi="Amasis MT Pro Light"/>
+          <w:color w:val="000000"/>
+          <w:sz w:val="32"/>
+        </w:rPr>
+      </w:pPr>
+    </w:p>
+    <w:p>
+      <w:pPr>
+        <w:jc w:val="both"/>
+        <w:rPr>
+          <w:rFonts w:ascii="Amasis MT Pro Light" w:hAnsi="Amasis MT Pro Light"/>
+          <w:color w:val="000000"/>
+          <w:sz w:val="32"/>
+        </w:rPr>
+      </w:pPr>
+    </w:p>
+    <w:p>
+      <w:pPr>
+        <w:jc w:val="both"/>
         <w:rPr>
           <w:rFonts w:ascii="Amasis MT Pro Light" w:hAnsi="Amasis MT Pro Light"/>
           <w:color w:val="000000"/>
@@ -4963,7 +4976,7 @@
           </mc:Choice>
           <mc:Fallback>
             <w:pict>
-              <v:shape w14:anchorId="6CE9F095" id="_x0000_s1028" type="#_x0000_t202" style="position:absolute;margin-left:56.95pt;margin-top:11.95pt;width:52.25pt;height:.05pt;z-index:251666432;visibility:visible;mso-wrap-style:square;mso-width-percent:0;mso-wrap-distance-left:9pt;mso-wrap-distance-top:0;mso-wrap-distance-right:9pt;mso-wrap-distance-bottom:0;mso-position-horizontal:absolute;mso-position-horizontal-relative:text;mso-position-vertical:absolute;mso-position-vertical-relative:text;mso-width-percent:0;mso-width-relative:margin;v-text-anchor:top" o:gfxdata="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" stroked="f">
+              <v:shape w14:anchorId="6CE9F095" id="_x0000_s1028" type="#_x0000_t202" style="position:absolute;left:0;text-align:left;margin-left:56.95pt;margin-top:11.95pt;width:52.25pt;height:.05pt;z-index:251666432;visibility:visible;mso-wrap-style:square;mso-width-percent:0;mso-wrap-distance-left:9pt;mso-wrap-distance-top:0;mso-wrap-distance-right:9pt;mso-wrap-distance-bottom:0;mso-position-horizontal:absolute;mso-position-horizontal-relative:text;mso-position-vertical:absolute;mso-position-vertical-relative:text;mso-width-percent:0;mso-width-relative:margin;v-text-anchor:top" o:gfxdata="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" stroked="f">
                 <v:textbox style="mso-fit-shape-to-text:t" inset="0,0,0,0">
                   <w:txbxContent>
                     <w:p>
@@ -5009,15 +5022,17 @@
     </w:p>
     <w:p>
       <w:pPr>
-        <w:rPr>
-          <w:rFonts w:ascii="Amasis MT Pro Light" w:hAnsi="Amasis MT Pro Light"/>
-          <w:color w:val="000000"/>
-          <w:sz w:val="32"/>
-        </w:rPr>
-      </w:pPr>
-    </w:p>
-    <w:p>
-      <w:pPr>
+        <w:jc w:val="both"/>
+        <w:rPr>
+          <w:rFonts w:ascii="Amasis MT Pro Light" w:hAnsi="Amasis MT Pro Light"/>
+          <w:color w:val="000000"/>
+          <w:sz w:val="32"/>
+        </w:rPr>
+      </w:pPr>
+    </w:p>
+    <w:p>
+      <w:pPr>
+        <w:jc w:val="both"/>
         <w:rPr>
           <w:rFonts w:ascii="Amasis MT Pro Light" w:hAnsi="Amasis MT Pro Light"/>
           <w:sz w:val="32"/>
@@ -5076,6 +5091,7 @@
     </w:p>
     <w:p>
       <w:pPr>
+        <w:jc w:val="both"/>
         <w:rPr>
           <w:rFonts w:ascii="Amasis MT Pro Light" w:hAnsi="Amasis MT Pro Light"/>
           <w:color w:val="000000"/>
@@ -5093,6 +5109,7 @@
     </w:p>
     <w:p>
       <w:pPr>
+        <w:jc w:val="both"/>
         <w:rPr>
           <w:rFonts w:ascii="Amasis MT Pro Light" w:hAnsi="Amasis MT Pro Light"/>
           <w:color w:val="000000"/>
@@ -5147,6 +5164,7 @@
           <w:ilvl w:val="0"/>
           <w:numId w:val="42"/>
         </w:numPr>
+        <w:jc w:val="both"/>
         <w:rPr>
           <w:rFonts w:ascii="Amasis MT Pro Light" w:hAnsi="Amasis MT Pro Light"/>
           <w:color w:val="000000"/>
@@ -5169,6 +5187,7 @@
           <w:ilvl w:val="0"/>
           <w:numId w:val="42"/>
         </w:numPr>
+        <w:jc w:val="both"/>
         <w:rPr>
           <w:rFonts w:ascii="Amasis MT Pro Light" w:hAnsi="Amasis MT Pro Light"/>
           <w:color w:val="000000"/>
@@ -5191,6 +5210,7 @@
           <w:ilvl w:val="0"/>
           <w:numId w:val="42"/>
         </w:numPr>
+        <w:jc w:val="both"/>
         <w:rPr>
           <w:rFonts w:ascii="Amasis MT Pro Light" w:hAnsi="Amasis MT Pro Light"/>
           <w:color w:val="000000"/>
@@ -5231,6 +5251,7 @@
           <w:ilvl w:val="0"/>
           <w:numId w:val="42"/>
         </w:numPr>
+        <w:jc w:val="both"/>
         <w:rPr>
           <w:rFonts w:ascii="Amasis MT Pro Light" w:hAnsi="Amasis MT Pro Light" w:cs="Times New Roman"/>
           <w:color w:val="000000"/>
@@ -5248,6 +5269,7 @@
     </w:p>
     <w:p>
       <w:pPr>
+        <w:jc w:val="both"/>
         <w:rPr>
           <w:rFonts w:ascii="Amasis MT Pro Light" w:hAnsi="Amasis MT Pro Light"/>
           <w:color w:val="000000"/>
@@ -5265,6 +5287,7 @@
     </w:p>
     <w:p>
       <w:pPr>
+        <w:jc w:val="both"/>
         <w:rPr>
           <w:rFonts w:ascii="Amasis MT Pro Light" w:hAnsi="Amasis MT Pro Light"/>
           <w:color w:val="000000"/>
@@ -5291,6 +5314,7 @@
     </w:p>
     <w:p>
       <w:pPr>
+        <w:jc w:val="both"/>
         <w:rPr>
           <w:rFonts w:ascii="Amasis MT Pro Light" w:hAnsi="Amasis MT Pro Light"/>
           <w:color w:val="000000"/>
@@ -5318,6 +5342,7 @@
     </w:p>
     <w:p>
       <w:pPr>
+        <w:jc w:val="both"/>
         <w:rPr>
           <w:rFonts w:ascii="Amasis MT Pro Light" w:hAnsi="Amasis MT Pro Light"/>
           <w:b/>
@@ -5345,6 +5370,7 @@
     </w:p>
     <w:p>
       <w:pPr>
+        <w:jc w:val="both"/>
         <w:rPr>
           <w:rFonts w:ascii="Amasis MT Pro Light" w:hAnsi="Amasis MT Pro Light"/>
           <w:sz w:val="32"/>
@@ -5410,147 +5436,1365 @@
     </w:p>
     <w:p>
       <w:pPr>
-        <w:rPr>
-          <w:rFonts w:ascii="Amasis MT Pro Light" w:hAnsi="Amasis MT Pro Light"/>
-          <w:sz w:val="32"/>
-          <w:szCs w:val="32"/>
-        </w:rPr>
-      </w:pPr>
-    </w:p>
-    <w:p>
-      <w:pPr>
-        <w:rPr>
-          <w:rFonts w:ascii="Amasis MT Pro Light" w:hAnsi="Amasis MT Pro Light"/>
-          <w:sz w:val="32"/>
-          <w:szCs w:val="32"/>
-        </w:rPr>
-      </w:pPr>
-    </w:p>
-    <w:p>
-      <w:pPr>
-        <w:rPr>
-          <w:rFonts w:ascii="Amasis MT Pro Light" w:hAnsi="Amasis MT Pro Light"/>
-          <w:sz w:val="32"/>
-          <w:szCs w:val="32"/>
-        </w:rPr>
-      </w:pPr>
-    </w:p>
-    <w:p>
-      <w:pPr>
-        <w:rPr>
-          <w:rFonts w:ascii="Amasis MT Pro Light" w:hAnsi="Amasis MT Pro Light"/>
-          <w:sz w:val="32"/>
-          <w:szCs w:val="32"/>
-        </w:rPr>
-      </w:pPr>
-    </w:p>
-    <w:p>
-      <w:pPr>
-        <w:rPr>
-          <w:rFonts w:ascii="Amasis MT Pro Light" w:hAnsi="Amasis MT Pro Light"/>
-          <w:sz w:val="32"/>
-          <w:szCs w:val="32"/>
-        </w:rPr>
-      </w:pPr>
-    </w:p>
-    <w:p>
-      <w:pPr>
-        <w:rPr>
-          <w:rFonts w:ascii="Amasis MT Pro Light" w:hAnsi="Amasis MT Pro Light"/>
-          <w:sz w:val="32"/>
-          <w:szCs w:val="32"/>
-        </w:rPr>
-      </w:pPr>
-    </w:p>
-    <w:p>
-      <w:pPr>
-        <w:rPr>
-          <w:rFonts w:ascii="Amasis MT Pro Light" w:hAnsi="Amasis MT Pro Light"/>
-          <w:sz w:val="32"/>
-          <w:szCs w:val="32"/>
-        </w:rPr>
-      </w:pPr>
-    </w:p>
-    <w:p>
-      <w:pPr>
-        <w:rPr>
-          <w:rFonts w:ascii="Amasis MT Pro Light" w:hAnsi="Amasis MT Pro Light"/>
-          <w:sz w:val="32"/>
-          <w:szCs w:val="32"/>
-        </w:rPr>
-      </w:pPr>
-    </w:p>
-    <w:p>
-      <w:pPr>
-        <w:rPr>
-          <w:rFonts w:ascii="Amasis MT Pro Light" w:hAnsi="Amasis MT Pro Light"/>
-          <w:sz w:val="32"/>
-          <w:szCs w:val="32"/>
-        </w:rPr>
-      </w:pPr>
-    </w:p>
-    <w:p>
-      <w:pPr>
-        <w:rPr>
-          <w:rFonts w:ascii="Amasis MT Pro Light" w:hAnsi="Amasis MT Pro Light"/>
-          <w:sz w:val="32"/>
-          <w:szCs w:val="32"/>
-        </w:rPr>
-      </w:pPr>
-    </w:p>
-    <w:p>
-      <w:pPr>
-        <w:rPr>
-          <w:rFonts w:ascii="Amasis MT Pro Light" w:hAnsi="Amasis MT Pro Light"/>
-          <w:sz w:val="32"/>
-          <w:szCs w:val="32"/>
-        </w:rPr>
-      </w:pPr>
-    </w:p>
-    <w:p>
-      <w:pPr>
-        <w:rPr>
-          <w:rFonts w:ascii="Amasis MT Pro Light" w:hAnsi="Amasis MT Pro Light"/>
-          <w:sz w:val="32"/>
-          <w:szCs w:val="32"/>
-        </w:rPr>
-      </w:pPr>
-    </w:p>
-    <w:p>
-      <w:pPr>
-        <w:rPr>
-          <w:rFonts w:ascii="Amasis MT Pro Light" w:hAnsi="Amasis MT Pro Light"/>
-          <w:sz w:val="32"/>
-          <w:szCs w:val="32"/>
-        </w:rPr>
-      </w:pPr>
-    </w:p>
-    <w:p>
-      <w:pPr>
-        <w:rPr>
-          <w:rFonts w:ascii="Amasis MT Pro Light" w:hAnsi="Amasis MT Pro Light"/>
-          <w:sz w:val="32"/>
-          <w:szCs w:val="32"/>
-        </w:rPr>
-      </w:pPr>
-    </w:p>
-    <w:p>
-      <w:pPr>
-        <w:rPr>
-          <w:rFonts w:ascii="Amasis MT Pro Light" w:hAnsi="Amasis MT Pro Light"/>
-          <w:sz w:val="32"/>
-          <w:szCs w:val="32"/>
-        </w:rPr>
-      </w:pPr>
-    </w:p>
-    <w:p>
-      <w:pPr>
-        <w:rPr>
-          <w:rFonts w:ascii="Amasis MT Pro Light" w:hAnsi="Amasis MT Pro Light"/>
-          <w:sz w:val="32"/>
-          <w:szCs w:val="32"/>
-        </w:rPr>
-      </w:pPr>
+        <w:jc w:val="both"/>
+        <w:rPr>
+          <w:rFonts w:ascii="Amasis MT Pro Light" w:hAnsi="Amasis MT Pro Light"/>
+          <w:sz w:val="32"/>
+          <w:szCs w:val="32"/>
+        </w:rPr>
+      </w:pPr>
+    </w:p>
+    <w:p>
+      <w:pPr>
+        <w:jc w:val="both"/>
+        <w:rPr>
+          <w:rFonts w:ascii="Amasis MT Pro Light" w:hAnsi="Amasis MT Pro Light"/>
+          <w:sz w:val="32"/>
+          <w:szCs w:val="32"/>
+        </w:rPr>
+      </w:pPr>
+    </w:p>
+    <w:p>
+      <w:pPr>
+        <w:jc w:val="both"/>
+        <w:rPr>
+          <w:rFonts w:ascii="Amasis MT Pro Light" w:hAnsi="Amasis MT Pro Light"/>
+          <w:sz w:val="32"/>
+          <w:szCs w:val="32"/>
+        </w:rPr>
+      </w:pPr>
+    </w:p>
+    <w:p>
+      <w:pPr>
+        <w:jc w:val="both"/>
+        <w:rPr>
+          <w:rFonts w:ascii="Amasis MT Pro Light" w:hAnsi="Amasis MT Pro Light"/>
+          <w:sz w:val="32"/>
+          <w:szCs w:val="32"/>
+        </w:rPr>
+      </w:pPr>
+    </w:p>
+    <w:p>
+      <w:pPr>
+        <w:jc w:val="both"/>
+        <w:rPr>
+          <w:rFonts w:ascii="Amasis MT Pro Light" w:hAnsi="Amasis MT Pro Light"/>
+          <w:sz w:val="32"/>
+          <w:szCs w:val="32"/>
+        </w:rPr>
+      </w:pPr>
+    </w:p>
+    <w:p>
+      <w:pPr>
+        <w:jc w:val="both"/>
+        <w:rPr>
+          <w:rFonts w:ascii="Amasis MT Pro Light" w:hAnsi="Amasis MT Pro Light"/>
+          <w:sz w:val="32"/>
+          <w:szCs w:val="32"/>
+        </w:rPr>
+      </w:pPr>
+    </w:p>
+    <w:p>
+      <w:pPr>
+        <w:jc w:val="both"/>
+        <w:rPr>
+          <w:rFonts w:ascii="Amasis MT Pro Light" w:hAnsi="Amasis MT Pro Light"/>
+          <w:sz w:val="32"/>
+          <w:szCs w:val="32"/>
+        </w:rPr>
+      </w:pPr>
+    </w:p>
+    <w:p>
+      <w:pPr>
+        <w:jc w:val="both"/>
+        <w:rPr>
+          <w:rFonts w:ascii="Amasis MT Pro Light" w:hAnsi="Amasis MT Pro Light"/>
+          <w:sz w:val="32"/>
+          <w:szCs w:val="32"/>
+        </w:rPr>
+      </w:pPr>
+    </w:p>
+    <w:p>
+      <w:pPr>
+        <w:jc w:val="both"/>
+        <w:rPr>
+          <w:rFonts w:ascii="Amasis MT Pro Light" w:hAnsi="Amasis MT Pro Light"/>
+          <w:sz w:val="32"/>
+          <w:szCs w:val="32"/>
+        </w:rPr>
+      </w:pPr>
+    </w:p>
+    <w:p>
+      <w:pPr>
+        <w:jc w:val="both"/>
+        <w:rPr>
+          <w:rFonts w:ascii="Amasis MT Pro Light" w:hAnsi="Amasis MT Pro Light"/>
+          <w:sz w:val="32"/>
+          <w:szCs w:val="32"/>
+        </w:rPr>
+      </w:pPr>
+    </w:p>
+    <w:p>
+      <w:pPr>
+        <w:jc w:val="both"/>
+        <w:rPr>
+          <w:rFonts w:ascii="Amasis MT Pro Light" w:hAnsi="Amasis MT Pro Light"/>
+          <w:sz w:val="32"/>
+          <w:szCs w:val="32"/>
+        </w:rPr>
+      </w:pPr>
+    </w:p>
+    <w:p>
+      <w:pPr>
+        <w:jc w:val="both"/>
+        <w:rPr>
+          <w:rFonts w:ascii="Amasis MT Pro Light" w:hAnsi="Amasis MT Pro Light"/>
+          <w:sz w:val="32"/>
+          <w:szCs w:val="32"/>
+        </w:rPr>
+      </w:pPr>
+    </w:p>
+    <w:p>
+      <w:pPr>
+        <w:jc w:val="both"/>
+        <w:rPr>
+          <w:rFonts w:ascii="Amasis MT Pro Light" w:hAnsi="Amasis MT Pro Light"/>
+          <w:sz w:val="32"/>
+          <w:szCs w:val="32"/>
+        </w:rPr>
+      </w:pPr>
+    </w:p>
+    <w:p>
+      <w:pPr>
+        <w:jc w:val="both"/>
+        <w:rPr>
+          <w:rFonts w:ascii="Amasis MT Pro Light" w:hAnsi="Amasis MT Pro Light"/>
+          <w:sz w:val="32"/>
+          <w:szCs w:val="32"/>
+        </w:rPr>
+      </w:pPr>
+    </w:p>
+    <w:p>
+      <w:pPr>
+        <w:jc w:val="both"/>
+        <w:rPr>
+          <w:rFonts w:ascii="Amasis MT Pro Light" w:hAnsi="Amasis MT Pro Light"/>
+          <w:sz w:val="32"/>
+          <w:szCs w:val="32"/>
+        </w:rPr>
+      </w:pPr>
+    </w:p>
+    <w:p>
+      <w:pPr>
+        <w:jc w:val="both"/>
+        <w:rPr>
+          <w:rFonts w:ascii="Amasis MT Pro Light" w:hAnsi="Amasis MT Pro Light"/>
+          <w:sz w:val="32"/>
+          <w:szCs w:val="32"/>
+        </w:rPr>
+      </w:pPr>
+    </w:p>
+    <w:p>
+      <w:pPr>
+        <w:pStyle w:val="Paragrafoelenco"/>
+        <w:numPr>
+          <w:ilvl w:val="0"/>
+          <w:numId w:val="45"/>
+        </w:numPr>
+        <w:jc w:val="center"/>
+        <w:rPr>
+          <w:rFonts w:ascii="Amasis MT Pro Light" w:hAnsi="Amasis MT Pro Light"/>
+          <w:sz w:val="40"/>
+          <w:szCs w:val="40"/>
+        </w:rPr>
+      </w:pPr>
+      <w:r>
+        <w:rPr>
+          <w:rFonts w:ascii="Amasis MT Pro Light" w:hAnsi="Amasis MT Pro Light"/>
+          <w:sz w:val="40"/>
+          <w:szCs w:val="40"/>
+        </w:rPr>
+        <w:lastRenderedPageBreak/>
+        <w:t>Soluzione completa</w:t>
+      </w:r>
+    </w:p>
+    <w:p>
+      <w:pPr>
+        <w:pStyle w:val="Paragrafoelenco"/>
+        <w:jc w:val="both"/>
+        <w:rPr>
+          <w:rFonts w:ascii="Amasis MT Pro Light" w:hAnsi="Amasis MT Pro Light"/>
+          <w:sz w:val="32"/>
+          <w:szCs w:val="32"/>
+        </w:rPr>
+      </w:pPr>
+    </w:p>
+    <w:p>
+      <w:pPr>
+        <w:pStyle w:val="Paragrafoelenco"/>
+        <w:jc w:val="both"/>
+        <w:rPr>
+          <w:rFonts w:ascii="Amasis MT Pro Light" w:hAnsi="Amasis MT Pro Light"/>
+          <w:sz w:val="32"/>
+          <w:szCs w:val="32"/>
+        </w:rPr>
+      </w:pPr>
+    </w:p>
+    <w:p>
+      <w:pPr>
+        <w:jc w:val="both"/>
+        <w:rPr>
+          <w:rFonts w:ascii="Amasis MT Pro Light" w:hAnsi="Amasis MT Pro Light"/>
+          <w:b/>
+          <w:bCs/>
+          <w:sz w:val="32"/>
+          <w:szCs w:val="32"/>
+        </w:rPr>
+      </w:pPr>
+      <w:r>
+        <w:rPr>
+          <w:rFonts w:ascii="Amasis MT Pro Light" w:hAnsi="Amasis MT Pro Light"/>
+          <w:b/>
+          <w:bCs/>
+          <w:sz w:val="32"/>
+          <w:szCs w:val="32"/>
+        </w:rPr>
+        <w:t xml:space="preserve">Protezione </w:t>
+      </w:r>
+      <w:proofErr w:type="spellStart"/>
+      <w:r>
+        <w:rPr>
+          <w:rFonts w:ascii="Amasis MT Pro Light" w:hAnsi="Amasis MT Pro Light"/>
+          <w:b/>
+          <w:bCs/>
+          <w:sz w:val="32"/>
+          <w:szCs w:val="32"/>
+        </w:rPr>
+        <w:t>DDoS</w:t>
+      </w:r>
+      <w:proofErr w:type="spellEnd"/>
+      <w:r>
+        <w:rPr>
+          <w:rFonts w:ascii="Amasis MT Pro Light" w:hAnsi="Amasis MT Pro Light"/>
+          <w:b/>
+          <w:bCs/>
+          <w:sz w:val="32"/>
+          <w:szCs w:val="32"/>
+        </w:rPr>
+        <w:t xml:space="preserve"> e WAF (</w:t>
+      </w:r>
+      <w:proofErr w:type="spellStart"/>
+      <w:r>
+        <w:rPr>
+          <w:rFonts w:ascii="Amasis MT Pro Light" w:hAnsi="Amasis MT Pro Light"/>
+          <w:b/>
+          <w:bCs/>
+          <w:sz w:val="32"/>
+          <w:szCs w:val="32"/>
+        </w:rPr>
+        <w:t>Cloudflare</w:t>
+      </w:r>
+      <w:proofErr w:type="spellEnd"/>
+      <w:r>
+        <w:rPr>
+          <w:rFonts w:ascii="Amasis MT Pro Light" w:hAnsi="Amasis MT Pro Light"/>
+          <w:b/>
+          <w:bCs/>
+          <w:sz w:val="32"/>
+          <w:szCs w:val="32"/>
+        </w:rPr>
+        <w:t xml:space="preserve"> Business) – 2.400 €/anno</w:t>
+      </w:r>
+    </w:p>
+    <w:p>
+      <w:pPr>
+        <w:jc w:val="both"/>
+        <w:rPr>
+          <w:rFonts w:ascii="Amasis MT Pro Light" w:hAnsi="Amasis MT Pro Light"/>
+          <w:sz w:val="32"/>
+          <w:szCs w:val="32"/>
+        </w:rPr>
+      </w:pPr>
+      <w:r>
+        <w:rPr>
+          <w:rFonts w:ascii="Amasis MT Pro Light" w:hAnsi="Amasis MT Pro Light"/>
+          <w:sz w:val="32"/>
+          <w:szCs w:val="32"/>
+        </w:rPr>
+        <w:t>La priorità è proteggere servizi e applicazioni web dagli attacchi provenienti da Internet.</w:t>
+      </w:r>
+      <w:r>
+        <w:rPr>
+          <w:rFonts w:ascii="Amasis MT Pro Light" w:hAnsi="Amasis MT Pro Light"/>
+          <w:sz w:val="32"/>
+          <w:szCs w:val="32"/>
+        </w:rPr>
+        <w:br/>
+      </w:r>
+      <w:proofErr w:type="spellStart"/>
+      <w:r>
+        <w:rPr>
+          <w:rFonts w:ascii="Amasis MT Pro Light" w:hAnsi="Amasis MT Pro Light"/>
+          <w:sz w:val="32"/>
+          <w:szCs w:val="32"/>
+        </w:rPr>
+        <w:t>Cloudflare</w:t>
+      </w:r>
+      <w:proofErr w:type="spellEnd"/>
+      <w:r>
+        <w:rPr>
+          <w:rFonts w:ascii="Amasis MT Pro Light" w:hAnsi="Amasis MT Pro Light"/>
+          <w:sz w:val="32"/>
+          <w:szCs w:val="32"/>
+        </w:rPr>
+        <w:t xml:space="preserve"> Business offre una difesa avanzata contro attacchi </w:t>
+      </w:r>
+      <w:proofErr w:type="spellStart"/>
+      <w:r>
+        <w:rPr>
+          <w:rFonts w:ascii="Amasis MT Pro Light" w:hAnsi="Amasis MT Pro Light"/>
+          <w:sz w:val="32"/>
+          <w:szCs w:val="32"/>
+        </w:rPr>
+        <w:t>DDoS</w:t>
+      </w:r>
+      <w:proofErr w:type="spellEnd"/>
+      <w:r>
+        <w:rPr>
+          <w:rFonts w:ascii="Amasis MT Pro Light" w:hAnsi="Amasis MT Pro Light"/>
+          <w:sz w:val="32"/>
+          <w:szCs w:val="32"/>
+        </w:rPr>
+        <w:t xml:space="preserve"> e integra un Web Application Firewall capace di bloccare SQLi, XSS, bot dannosi e vulnerabilità note.</w:t>
+      </w:r>
+      <w:r>
+        <w:rPr>
+          <w:rFonts w:ascii="Amasis MT Pro Light" w:hAnsi="Amasis MT Pro Light"/>
+          <w:sz w:val="32"/>
+          <w:szCs w:val="32"/>
+        </w:rPr>
+        <w:br/>
+        <w:t>È una protezione essenziale soprattutto per un'azienda che ospita servizi web esposti al pubblico.</w:t>
+      </w:r>
+    </w:p>
+    <w:p>
+      <w:pPr>
+        <w:jc w:val="both"/>
+        <w:rPr>
+          <w:rFonts w:ascii="Amasis MT Pro Light" w:hAnsi="Amasis MT Pro Light"/>
+          <w:b/>
+          <w:bCs/>
+          <w:sz w:val="32"/>
+          <w:szCs w:val="32"/>
+        </w:rPr>
+      </w:pPr>
+      <w:r>
+        <w:rPr>
+          <w:rFonts w:ascii="Amasis MT Pro Light" w:hAnsi="Amasis MT Pro Light"/>
+          <w:b/>
+          <w:bCs/>
+          <w:sz w:val="32"/>
+          <w:szCs w:val="32"/>
+        </w:rPr>
+        <w:t>Formazione dei dipendenti (KnowBe4 Diamond) – 1.650 €/ann</w:t>
+      </w:r>
+      <w:r>
+        <w:rPr>
+          <w:rFonts w:ascii="Amasis MT Pro Light" w:hAnsi="Amasis MT Pro Light"/>
+          <w:b/>
+          <w:bCs/>
+          <w:sz w:val="32"/>
+          <w:szCs w:val="32"/>
+        </w:rPr>
+        <w:t>o</w:t>
+      </w:r>
+    </w:p>
+    <w:p>
+      <w:pPr>
+        <w:jc w:val="both"/>
+        <w:rPr>
+          <w:sz w:val="32"/>
+          <w:szCs w:val="32"/>
+        </w:rPr>
+      </w:pPr>
+      <w:r>
+        <w:rPr>
+          <w:rFonts w:ascii="Amasis MT Pro Light" w:hAnsi="Amasis MT Pro Light"/>
+          <w:color w:val="000000"/>
+          <w:sz w:val="32"/>
+          <w:szCs w:val="32"/>
+        </w:rPr>
+        <w:t>Il fattore umano è il principale rischio aziendale. KnowBe4 forma i dipendenti con simulazioni di phishing e corsi interattivi. Con 50 persone, il costo è basso e la sicurezza migliora: meno click rischiosi e maggiore consapevolezza.</w:t>
+      </w:r>
+    </w:p>
+    <w:p>
+      <w:pPr>
+        <w:jc w:val="both"/>
+        <w:rPr>
+          <w:rFonts w:ascii="Amasis MT Pro Light" w:hAnsi="Amasis MT Pro Light"/>
+          <w:b/>
+          <w:bCs/>
+          <w:sz w:val="32"/>
+          <w:szCs w:val="32"/>
+        </w:rPr>
+      </w:pPr>
+      <w:r>
+        <w:rPr>
+          <w:rFonts w:ascii="Amasis MT Pro Light" w:hAnsi="Amasis MT Pro Light"/>
+          <w:b/>
+          <w:bCs/>
+          <w:sz w:val="32"/>
+          <w:szCs w:val="32"/>
+        </w:rPr>
+        <w:t xml:space="preserve">Firewall di nuova generazione (Fortinet </w:t>
+      </w:r>
+      <w:proofErr w:type="spellStart"/>
+      <w:r>
+        <w:rPr>
+          <w:rFonts w:ascii="Amasis MT Pro Light" w:hAnsi="Amasis MT Pro Light"/>
+          <w:b/>
+          <w:bCs/>
+          <w:sz w:val="32"/>
+          <w:szCs w:val="32"/>
+        </w:rPr>
+        <w:t>FortiGate</w:t>
+      </w:r>
+      <w:proofErr w:type="spellEnd"/>
+      <w:r>
+        <w:rPr>
+          <w:rFonts w:ascii="Amasis MT Pro Light" w:hAnsi="Amasis MT Pro Light"/>
+          <w:b/>
+          <w:bCs/>
+          <w:sz w:val="32"/>
+          <w:szCs w:val="32"/>
+        </w:rPr>
+        <w:t xml:space="preserve"> 60F) – 2.290 €</w:t>
+      </w:r>
+    </w:p>
+    <w:p>
+      <w:pPr>
+        <w:jc w:val="both"/>
+        <w:rPr>
+          <w:sz w:val="32"/>
+          <w:szCs w:val="32"/>
+        </w:rPr>
+      </w:pPr>
+      <w:r>
+        <w:rPr>
+          <w:rFonts w:ascii="Amasis MT Pro Light" w:hAnsi="Amasis MT Pro Light"/>
+          <w:color w:val="000000"/>
+          <w:sz w:val="32"/>
+          <w:szCs w:val="32"/>
+        </w:rPr>
+        <w:t xml:space="preserve">Il </w:t>
+      </w:r>
+      <w:proofErr w:type="spellStart"/>
+      <w:r>
+        <w:rPr>
+          <w:rFonts w:ascii="Amasis MT Pro Light" w:hAnsi="Amasis MT Pro Light"/>
+          <w:color w:val="000000"/>
+          <w:sz w:val="32"/>
+          <w:szCs w:val="32"/>
+        </w:rPr>
+        <w:t>FortiGate</w:t>
+      </w:r>
+      <w:proofErr w:type="spellEnd"/>
+      <w:r>
+        <w:rPr>
+          <w:rFonts w:ascii="Amasis MT Pro Light" w:hAnsi="Amasis MT Pro Light"/>
+          <w:color w:val="000000"/>
+          <w:sz w:val="32"/>
+          <w:szCs w:val="32"/>
+        </w:rPr>
+        <w:t xml:space="preserve"> 60F offre controllo avanzato del traffico, prevenzione malware AI, IPS integrato, filtro web/DNS, controllo applicazioni e antispam. L'investimento copre </w:t>
+      </w:r>
+      <w:proofErr w:type="gramStart"/>
+      <w:r>
+        <w:rPr>
+          <w:rFonts w:ascii="Amasis MT Pro Light" w:hAnsi="Amasis MT Pro Light"/>
+          <w:color w:val="000000"/>
+          <w:sz w:val="32"/>
+          <w:szCs w:val="32"/>
+        </w:rPr>
+        <w:t>3</w:t>
+      </w:r>
+      <w:proofErr w:type="gramEnd"/>
+      <w:r>
+        <w:rPr>
+          <w:rFonts w:ascii="Amasis MT Pro Light" w:hAnsi="Amasis MT Pro Light"/>
+          <w:color w:val="000000"/>
+          <w:sz w:val="32"/>
+          <w:szCs w:val="32"/>
+        </w:rPr>
+        <w:t xml:space="preserve"> anni di protezione </w:t>
+      </w:r>
+      <w:proofErr w:type="spellStart"/>
+      <w:r>
+        <w:rPr>
+          <w:rFonts w:ascii="Amasis MT Pro Light" w:hAnsi="Amasis MT Pro Light"/>
+          <w:color w:val="000000"/>
+          <w:sz w:val="32"/>
+          <w:szCs w:val="32"/>
+        </w:rPr>
+        <w:t>enterprise</w:t>
+      </w:r>
+      <w:proofErr w:type="spellEnd"/>
+      <w:r>
+        <w:rPr>
+          <w:rFonts w:ascii="Amasis MT Pro Light" w:hAnsi="Amasis MT Pro Light"/>
+          <w:color w:val="000000"/>
+          <w:sz w:val="32"/>
+          <w:szCs w:val="32"/>
+        </w:rPr>
+        <w:t>.</w:t>
+      </w:r>
+    </w:p>
+    <w:p>
+      <w:pPr>
+        <w:jc w:val="both"/>
+        <w:rPr>
+          <w:rFonts w:ascii="Amasis MT Pro Light" w:hAnsi="Amasis MT Pro Light"/>
+          <w:b/>
+          <w:bCs/>
+          <w:sz w:val="32"/>
+          <w:szCs w:val="32"/>
+        </w:rPr>
+      </w:pPr>
+      <w:r>
+        <w:rPr>
+          <w:rFonts w:ascii="Amasis MT Pro Light" w:hAnsi="Amasis MT Pro Light"/>
+          <w:b/>
+          <w:bCs/>
+          <w:sz w:val="32"/>
+          <w:szCs w:val="32"/>
+        </w:rPr>
+        <w:t xml:space="preserve">IDS interno (Suricata + mini-PC </w:t>
+      </w:r>
+      <w:proofErr w:type="spellStart"/>
+      <w:r>
+        <w:rPr>
+          <w:rFonts w:ascii="Amasis MT Pro Light" w:hAnsi="Amasis MT Pro Light"/>
+          <w:b/>
+          <w:bCs/>
+          <w:sz w:val="32"/>
+          <w:szCs w:val="32"/>
+        </w:rPr>
+        <w:t>pfSense</w:t>
+      </w:r>
+      <w:proofErr w:type="spellEnd"/>
+      <w:r>
+        <w:rPr>
+          <w:rFonts w:ascii="Amasis MT Pro Light" w:hAnsi="Amasis MT Pro Light"/>
+          <w:b/>
+          <w:bCs/>
+          <w:sz w:val="32"/>
+          <w:szCs w:val="32"/>
+        </w:rPr>
+        <w:t>) – 500 €</w:t>
+      </w:r>
+    </w:p>
+    <w:p>
+      <w:pPr>
+        <w:jc w:val="both"/>
+        <w:rPr>
+          <w:rFonts w:ascii="Amasis MT Pro Light" w:hAnsi="Amasis MT Pro Light"/>
+          <w:sz w:val="32"/>
+          <w:szCs w:val="32"/>
+        </w:rPr>
+      </w:pPr>
+      <w:r>
+        <w:rPr>
+          <w:rFonts w:ascii="Amasis MT Pro Light" w:hAnsi="Amasis MT Pro Light"/>
+          <w:sz w:val="32"/>
+          <w:szCs w:val="32"/>
+        </w:rPr>
+        <w:t>Per aumentare il livello di visibilità della rete interna, viene installato Suricata, un IDS open</w:t>
+      </w:r>
+      <w:r>
+        <w:rPr>
+          <w:rFonts w:ascii="Amasis MT Pro Light" w:hAnsi="Amasis MT Pro Light"/>
+          <w:sz w:val="32"/>
+          <w:szCs w:val="32"/>
+        </w:rPr>
+        <w:noBreakHyphen/>
+        <w:t>source molto potente.</w:t>
+      </w:r>
+      <w:r>
+        <w:rPr>
+          <w:rFonts w:ascii="Amasis MT Pro Light" w:hAnsi="Amasis MT Pro Light"/>
+          <w:sz w:val="32"/>
+          <w:szCs w:val="32"/>
+        </w:rPr>
+        <w:br/>
+        <w:t>Funziona analizzando il traffico in tempo reale e segnalando attività sospette, tentativi di attacco laterale o movimenti insoliti all’interno della LAN.</w:t>
+      </w:r>
+      <w:r>
+        <w:rPr>
+          <w:rFonts w:ascii="Amasis MT Pro Light" w:hAnsi="Amasis MT Pro Light"/>
+          <w:sz w:val="32"/>
+          <w:szCs w:val="32"/>
+        </w:rPr>
+        <w:br/>
+        <w:t>Il costo riguarda soltanto l’hardware, mentre il software è gratuito.</w:t>
+      </w:r>
+    </w:p>
+    <w:p>
+      <w:pPr>
+        <w:pStyle w:val="Paragrafoelenco"/>
+        <w:jc w:val="both"/>
+        <w:rPr>
+          <w:rFonts w:ascii="Amasis MT Pro Light" w:hAnsi="Amasis MT Pro Light"/>
+          <w:sz w:val="32"/>
+          <w:szCs w:val="32"/>
+        </w:rPr>
+      </w:pPr>
+    </w:p>
+    <w:p>
+      <w:pPr>
+        <w:jc w:val="both"/>
+        <w:rPr>
+          <w:rFonts w:ascii="Amasis MT Pro Light" w:hAnsi="Amasis MT Pro Light"/>
+          <w:b/>
+          <w:bCs/>
+          <w:sz w:val="32"/>
+          <w:szCs w:val="32"/>
+        </w:rPr>
+      </w:pPr>
+      <w:r>
+        <w:rPr>
+          <w:rFonts w:ascii="Amasis MT Pro Light" w:hAnsi="Amasis MT Pro Light"/>
+          <w:b/>
+          <w:bCs/>
+          <w:sz w:val="32"/>
+          <w:szCs w:val="32"/>
+        </w:rPr>
+        <w:lastRenderedPageBreak/>
+        <w:t>Backup automatici (</w:t>
+      </w:r>
+      <w:proofErr w:type="spellStart"/>
+      <w:r>
+        <w:rPr>
+          <w:rFonts w:ascii="Amasis MT Pro Light" w:hAnsi="Amasis MT Pro Light"/>
+          <w:b/>
+          <w:bCs/>
+          <w:sz w:val="32"/>
+          <w:szCs w:val="32"/>
+        </w:rPr>
+        <w:t>Veeam</w:t>
+      </w:r>
+      <w:proofErr w:type="spellEnd"/>
+      <w:r>
+        <w:rPr>
+          <w:rFonts w:ascii="Amasis MT Pro Light" w:hAnsi="Amasis MT Pro Light"/>
+          <w:b/>
+          <w:bCs/>
+          <w:sz w:val="32"/>
+          <w:szCs w:val="32"/>
+        </w:rPr>
+        <w:t xml:space="preserve"> + Wasabi, 10 TB) – 5.040 €/anno</w:t>
+      </w:r>
+    </w:p>
+    <w:p>
+      <w:pPr>
+        <w:jc w:val="both"/>
+        <w:rPr>
+          <w:rFonts w:ascii="Amasis MT Pro Light" w:hAnsi="Amasis MT Pro Light"/>
+          <w:color w:val="000000"/>
+          <w:sz w:val="32"/>
+          <w:szCs w:val="32"/>
+        </w:rPr>
+      </w:pPr>
+      <w:r>
+        <w:rPr>
+          <w:rFonts w:ascii="Amasis MT Pro Light" w:hAnsi="Amasis MT Pro Light"/>
+          <w:color w:val="000000"/>
+          <w:sz w:val="32"/>
+          <w:szCs w:val="32"/>
+        </w:rPr>
+        <w:t xml:space="preserve">Un backup affidabile è essenziale contro il ransomware. </w:t>
+      </w:r>
+      <w:proofErr w:type="spellStart"/>
+      <w:r>
+        <w:rPr>
+          <w:rFonts w:ascii="Amasis MT Pro Light" w:hAnsi="Amasis MT Pro Light"/>
+          <w:color w:val="000000"/>
+          <w:sz w:val="32"/>
+          <w:szCs w:val="32"/>
+        </w:rPr>
+        <w:t>Veeam</w:t>
+      </w:r>
+      <w:proofErr w:type="spellEnd"/>
+      <w:r>
+        <w:rPr>
+          <w:rFonts w:ascii="Amasis MT Pro Light" w:hAnsi="Amasis MT Pro Light"/>
+          <w:color w:val="000000"/>
+          <w:sz w:val="32"/>
+          <w:szCs w:val="32"/>
+        </w:rPr>
+        <w:t xml:space="preserve"> e Wasabi insieme consentono:</w:t>
+      </w:r>
+    </w:p>
+    <w:p>
+      <w:pPr>
+        <w:pStyle w:val="Paragrafoelenco"/>
+        <w:numPr>
+          <w:ilvl w:val="0"/>
+          <w:numId w:val="50"/>
+        </w:numPr>
+        <w:ind w:left="720"/>
+        <w:jc w:val="both"/>
+        <w:rPr>
+          <w:rFonts w:ascii="Amasis MT Pro Light" w:hAnsi="Amasis MT Pro Light"/>
+          <w:sz w:val="32"/>
+          <w:szCs w:val="32"/>
+        </w:rPr>
+      </w:pPr>
+      <w:r>
+        <w:rPr>
+          <w:rFonts w:ascii="Amasis MT Pro Light" w:hAnsi="Amasis MT Pro Light"/>
+          <w:sz w:val="32"/>
+          <w:szCs w:val="32"/>
+        </w:rPr>
+        <w:t>backup incrementali e continui,</w:t>
+      </w:r>
+    </w:p>
+    <w:p>
+      <w:pPr>
+        <w:pStyle w:val="Paragrafoelenco"/>
+        <w:numPr>
+          <w:ilvl w:val="0"/>
+          <w:numId w:val="50"/>
+        </w:numPr>
+        <w:ind w:left="720"/>
+        <w:jc w:val="both"/>
+        <w:rPr>
+          <w:rFonts w:ascii="Amasis MT Pro Light" w:hAnsi="Amasis MT Pro Light"/>
+          <w:sz w:val="32"/>
+          <w:szCs w:val="32"/>
+        </w:rPr>
+      </w:pPr>
+      <w:r>
+        <w:rPr>
+          <w:rFonts w:ascii="Amasis MT Pro Light" w:hAnsi="Amasis MT Pro Light"/>
+          <w:sz w:val="32"/>
+          <w:szCs w:val="32"/>
+        </w:rPr>
+        <w:t xml:space="preserve">storage cloud con </w:t>
+      </w:r>
+      <w:proofErr w:type="spellStart"/>
+      <w:r>
+        <w:rPr>
+          <w:rFonts w:ascii="Amasis MT Pro Light" w:hAnsi="Amasis MT Pro Light"/>
+          <w:sz w:val="32"/>
+          <w:szCs w:val="32"/>
+        </w:rPr>
+        <w:t>retention</w:t>
+      </w:r>
+      <w:proofErr w:type="spellEnd"/>
+      <w:r>
+        <w:rPr>
+          <w:rFonts w:ascii="Amasis MT Pro Light" w:hAnsi="Amasis MT Pro Light"/>
+          <w:sz w:val="32"/>
+          <w:szCs w:val="32"/>
+        </w:rPr>
+        <w:t xml:space="preserve"> personalizzata,</w:t>
+      </w:r>
+    </w:p>
+    <w:p>
+      <w:pPr>
+        <w:pStyle w:val="Paragrafoelenco"/>
+        <w:numPr>
+          <w:ilvl w:val="0"/>
+          <w:numId w:val="50"/>
+        </w:numPr>
+        <w:ind w:left="720"/>
+        <w:jc w:val="both"/>
+        <w:rPr>
+          <w:rFonts w:ascii="Amasis MT Pro Light" w:hAnsi="Amasis MT Pro Light"/>
+          <w:sz w:val="32"/>
+          <w:szCs w:val="32"/>
+        </w:rPr>
+      </w:pPr>
+      <w:r>
+        <w:rPr>
+          <w:rFonts w:ascii="Amasis MT Pro Light" w:hAnsi="Amasis MT Pro Light"/>
+          <w:sz w:val="32"/>
+          <w:szCs w:val="32"/>
+        </w:rPr>
+        <w:t>protezione da sovrascritture malevole grazie allo storage immutabile.</w:t>
+      </w:r>
+    </w:p>
+    <w:p>
+      <w:pPr>
+        <w:jc w:val="both"/>
+        <w:rPr>
+          <w:rFonts w:ascii="Amasis MT Pro Light" w:hAnsi="Amasis MT Pro Light"/>
+          <w:color w:val="000000"/>
+          <w:sz w:val="32"/>
+          <w:szCs w:val="32"/>
+        </w:rPr>
+      </w:pPr>
+      <w:r>
+        <w:rPr>
+          <w:rFonts w:ascii="Amasis MT Pro Light" w:hAnsi="Amasis MT Pro Light"/>
+          <w:color w:val="000000"/>
+          <w:sz w:val="32"/>
+          <w:szCs w:val="32"/>
+        </w:rPr>
+        <w:t xml:space="preserve">Circa 10 TB di backup </w:t>
+      </w:r>
+      <w:proofErr w:type="spellStart"/>
+      <w:r>
+        <w:rPr>
+          <w:rFonts w:ascii="Amasis MT Pro Light" w:hAnsi="Amasis MT Pro Light"/>
+          <w:color w:val="000000"/>
+          <w:sz w:val="32"/>
+          <w:szCs w:val="32"/>
+        </w:rPr>
+        <w:t>offsite</w:t>
+      </w:r>
+      <w:proofErr w:type="spellEnd"/>
+      <w:r>
+        <w:rPr>
+          <w:rFonts w:ascii="Amasis MT Pro Light" w:hAnsi="Amasis MT Pro Light"/>
+          <w:color w:val="000000"/>
+          <w:sz w:val="32"/>
+          <w:szCs w:val="32"/>
+        </w:rPr>
+        <w:t>: costo sostenibile e facilmente scalabile.</w:t>
+      </w:r>
+    </w:p>
+    <w:p>
+      <w:pPr>
+        <w:jc w:val="both"/>
+        <w:rPr>
+          <w:rFonts w:ascii="Amasis MT Pro Light" w:hAnsi="Amasis MT Pro Light"/>
+          <w:b/>
+          <w:bCs/>
+          <w:sz w:val="32"/>
+          <w:szCs w:val="32"/>
+          <w:lang w:val="en-US"/>
+        </w:rPr>
+      </w:pPr>
+      <w:r>
+        <w:rPr>
+          <w:rFonts w:ascii="Amasis MT Pro Light" w:hAnsi="Amasis MT Pro Light"/>
+          <w:b/>
+          <w:bCs/>
+          <w:sz w:val="32"/>
+          <w:szCs w:val="32"/>
+          <w:lang w:val="en-US"/>
+        </w:rPr>
+        <w:t xml:space="preserve">Disaster Recovery (VPS </w:t>
+      </w:r>
+      <w:proofErr w:type="spellStart"/>
+      <w:r>
+        <w:rPr>
+          <w:rFonts w:ascii="Amasis MT Pro Light" w:hAnsi="Amasis MT Pro Light"/>
+          <w:b/>
+          <w:bCs/>
+          <w:sz w:val="32"/>
+          <w:szCs w:val="32"/>
+          <w:lang w:val="en-US"/>
+        </w:rPr>
+        <w:t>OVHCloud</w:t>
+      </w:r>
+      <w:proofErr w:type="spellEnd"/>
+      <w:r>
+        <w:rPr>
+          <w:rFonts w:ascii="Amasis MT Pro Light" w:hAnsi="Amasis MT Pro Light"/>
+          <w:b/>
+          <w:bCs/>
+          <w:sz w:val="32"/>
+          <w:szCs w:val="32"/>
+          <w:lang w:val="en-US"/>
+        </w:rPr>
+        <w:t>, 2 anni) – 2.400 €</w:t>
+      </w:r>
+    </w:p>
+    <w:p>
+      <w:pPr>
+        <w:jc w:val="both"/>
+        <w:rPr>
+          <w:rFonts w:ascii="Amasis MT Pro Light" w:hAnsi="Amasis MT Pro Light"/>
+          <w:sz w:val="32"/>
+          <w:szCs w:val="32"/>
+        </w:rPr>
+      </w:pPr>
+      <w:r>
+        <w:rPr>
+          <w:rFonts w:ascii="Amasis MT Pro Light" w:hAnsi="Amasis MT Pro Light"/>
+          <w:sz w:val="32"/>
+          <w:szCs w:val="32"/>
+        </w:rPr>
+        <w:t xml:space="preserve">Per garantire continuità operativa anche in caso di disastro totale (guasti, criptazione, blackout), l’applicazione principale viene replicata su una VPS secondaria presso </w:t>
+      </w:r>
+      <w:proofErr w:type="spellStart"/>
+      <w:r>
+        <w:rPr>
+          <w:rFonts w:ascii="Amasis MT Pro Light" w:hAnsi="Amasis MT Pro Light"/>
+          <w:sz w:val="32"/>
+          <w:szCs w:val="32"/>
+        </w:rPr>
+        <w:t>OVHCloud</w:t>
+      </w:r>
+      <w:proofErr w:type="spellEnd"/>
+      <w:r>
+        <w:rPr>
+          <w:rFonts w:ascii="Amasis MT Pro Light" w:hAnsi="Amasis MT Pro Light"/>
+          <w:sz w:val="32"/>
+          <w:szCs w:val="32"/>
+        </w:rPr>
+        <w:t>.</w:t>
+      </w:r>
+    </w:p>
+    <w:p>
+      <w:pPr>
+        <w:jc w:val="both"/>
+        <w:rPr>
+          <w:rFonts w:ascii="Amasis MT Pro Light" w:hAnsi="Amasis MT Pro Light"/>
+          <w:sz w:val="32"/>
+          <w:szCs w:val="32"/>
+        </w:rPr>
+      </w:pPr>
+      <w:r>
+        <w:rPr>
+          <w:rFonts w:ascii="Amasis MT Pro Light" w:hAnsi="Amasis MT Pro Light"/>
+          <w:sz w:val="32"/>
+          <w:szCs w:val="32"/>
+        </w:rPr>
+        <w:t xml:space="preserve"> </w:t>
+      </w:r>
+      <w:proofErr w:type="spellStart"/>
+      <w:r>
+        <w:rPr>
+          <w:rFonts w:ascii="Amasis MT Pro Light" w:hAnsi="Amasis MT Pro Light"/>
+          <w:b/>
+          <w:bCs/>
+          <w:sz w:val="32"/>
+          <w:szCs w:val="32"/>
+        </w:rPr>
+        <w:t>Penetration</w:t>
+      </w:r>
+      <w:proofErr w:type="spellEnd"/>
+      <w:r>
+        <w:rPr>
+          <w:rFonts w:ascii="Amasis MT Pro Light" w:hAnsi="Amasis MT Pro Light"/>
+          <w:b/>
+          <w:bCs/>
+          <w:sz w:val="32"/>
+          <w:szCs w:val="32"/>
+        </w:rPr>
+        <w:t xml:space="preserve"> </w:t>
+      </w:r>
+      <w:proofErr w:type="gramStart"/>
+      <w:r>
+        <w:rPr>
+          <w:rFonts w:ascii="Amasis MT Pro Light" w:hAnsi="Amasis MT Pro Light"/>
+          <w:b/>
+          <w:bCs/>
+          <w:sz w:val="32"/>
+          <w:szCs w:val="32"/>
+        </w:rPr>
+        <w:t>Test  –</w:t>
+      </w:r>
+      <w:proofErr w:type="gramEnd"/>
+      <w:r>
+        <w:rPr>
+          <w:rFonts w:ascii="Amasis MT Pro Light" w:hAnsi="Amasis MT Pro Light"/>
+          <w:b/>
+          <w:bCs/>
+          <w:sz w:val="32"/>
+          <w:szCs w:val="32"/>
+        </w:rPr>
+        <w:t xml:space="preserve"> 5.000 €</w:t>
+      </w:r>
+    </w:p>
+    <w:p>
+      <w:pPr>
+        <w:jc w:val="both"/>
+        <w:rPr>
+          <w:rFonts w:ascii="Amasis MT Pro Light" w:hAnsi="Amasis MT Pro Light"/>
+          <w:sz w:val="32"/>
+          <w:szCs w:val="32"/>
+        </w:rPr>
+      </w:pPr>
+      <w:r>
+        <w:rPr>
+          <w:rFonts w:ascii="Amasis MT Pro Light" w:hAnsi="Amasis MT Pro Light"/>
+          <w:sz w:val="32"/>
+          <w:szCs w:val="32"/>
+        </w:rPr>
+        <w:t xml:space="preserve">Un </w:t>
+      </w:r>
+      <w:proofErr w:type="spellStart"/>
+      <w:r>
+        <w:rPr>
+          <w:rFonts w:ascii="Amasis MT Pro Light" w:hAnsi="Amasis MT Pro Light"/>
+          <w:sz w:val="32"/>
+          <w:szCs w:val="32"/>
+        </w:rPr>
+        <w:t>penetration</w:t>
+      </w:r>
+      <w:proofErr w:type="spellEnd"/>
+      <w:r>
+        <w:rPr>
+          <w:rFonts w:ascii="Amasis MT Pro Light" w:hAnsi="Amasis MT Pro Light"/>
+          <w:sz w:val="32"/>
+          <w:szCs w:val="32"/>
+        </w:rPr>
+        <w:t xml:space="preserve"> test professionale serve a identificare vulnerabilità reali nella web </w:t>
+      </w:r>
+      <w:proofErr w:type="spellStart"/>
+      <w:r>
+        <w:rPr>
+          <w:rFonts w:ascii="Amasis MT Pro Light" w:hAnsi="Amasis MT Pro Light"/>
+          <w:sz w:val="32"/>
+          <w:szCs w:val="32"/>
+        </w:rPr>
+        <w:t>application</w:t>
+      </w:r>
+      <w:proofErr w:type="spellEnd"/>
+      <w:r>
+        <w:rPr>
+          <w:rFonts w:ascii="Amasis MT Pro Light" w:hAnsi="Amasis MT Pro Light"/>
+          <w:sz w:val="32"/>
+          <w:szCs w:val="32"/>
+        </w:rPr>
+        <w:t xml:space="preserve"> e nell’infrastruttura.</w:t>
+      </w:r>
+      <w:r>
+        <w:rPr>
+          <w:rFonts w:ascii="Amasis MT Pro Light" w:hAnsi="Amasis MT Pro Light"/>
+          <w:sz w:val="32"/>
+          <w:szCs w:val="32"/>
+        </w:rPr>
+        <w:br/>
+        <w:t>Un investimento di 5.000 € garantisce una valutazione completa condotta da esperti, fornendo un report tecnico e raccomandazioni correttive.</w:t>
+      </w:r>
+    </w:p>
+    <w:p>
+      <w:pPr>
+        <w:pStyle w:val="Paragrafoelenco"/>
+        <w:jc w:val="both"/>
+        <w:rPr>
+          <w:rFonts w:ascii="Amasis MT Pro Light" w:hAnsi="Amasis MT Pro Light"/>
+          <w:sz w:val="32"/>
+          <w:szCs w:val="32"/>
+        </w:rPr>
+      </w:pPr>
+    </w:p>
+    <w:p>
+      <w:pPr>
+        <w:jc w:val="both"/>
+        <w:rPr>
+          <w:rFonts w:ascii="Amasis MT Pro Light" w:hAnsi="Amasis MT Pro Light"/>
+          <w:b/>
+          <w:bCs/>
+          <w:sz w:val="32"/>
+          <w:szCs w:val="32"/>
+          <w:lang w:val="en-US"/>
+        </w:rPr>
+      </w:pPr>
+      <w:r>
+        <w:rPr>
+          <w:rFonts w:ascii="Amasis MT Pro Light" w:hAnsi="Amasis MT Pro Light"/>
+          <w:b/>
+          <w:bCs/>
+          <w:sz w:val="32"/>
+          <w:szCs w:val="32"/>
+          <w:lang w:val="en-US"/>
+        </w:rPr>
+        <w:t xml:space="preserve">Hardening + Zero Trust – Nessun </w:t>
+      </w:r>
+      <w:proofErr w:type="spellStart"/>
+      <w:r>
+        <w:rPr>
+          <w:rFonts w:ascii="Amasis MT Pro Light" w:hAnsi="Amasis MT Pro Light"/>
+          <w:b/>
+          <w:bCs/>
+          <w:sz w:val="32"/>
+          <w:szCs w:val="32"/>
+          <w:lang w:val="en-US"/>
+        </w:rPr>
+        <w:t>costo</w:t>
+      </w:r>
+      <w:proofErr w:type="spellEnd"/>
+    </w:p>
+    <w:p>
+      <w:pPr>
+        <w:pStyle w:val="Paragrafoelenco"/>
+        <w:jc w:val="both"/>
+        <w:rPr>
+          <w:rFonts w:ascii="Amasis MT Pro Light" w:hAnsi="Amasis MT Pro Light"/>
+          <w:sz w:val="32"/>
+          <w:szCs w:val="32"/>
+        </w:rPr>
+      </w:pPr>
+      <w:r>
+        <w:rPr>
+          <w:rFonts w:ascii="Amasis MT Pro Light" w:hAnsi="Amasis MT Pro Light"/>
+          <w:sz w:val="32"/>
+          <w:szCs w:val="32"/>
+        </w:rPr>
+        <w:t>Molte attività di sicurezza possono essere introdotte senza costi aggiuntivi, tramite configurazioni:</w:t>
+      </w:r>
+    </w:p>
+    <w:p>
+      <w:pPr>
+        <w:pStyle w:val="Paragrafoelenco"/>
+        <w:numPr>
+          <w:ilvl w:val="0"/>
+          <w:numId w:val="48"/>
+        </w:numPr>
+        <w:jc w:val="both"/>
+        <w:rPr>
+          <w:rFonts w:ascii="Amasis MT Pro Light" w:hAnsi="Amasis MT Pro Light"/>
+          <w:sz w:val="32"/>
+          <w:szCs w:val="32"/>
+        </w:rPr>
+      </w:pPr>
+      <w:r>
+        <w:rPr>
+          <w:rFonts w:ascii="Amasis MT Pro Light" w:hAnsi="Amasis MT Pro Light"/>
+          <w:sz w:val="32"/>
+          <w:szCs w:val="32"/>
+        </w:rPr>
+        <w:t>applicazione dei CIS benchmark,</w:t>
+      </w:r>
+    </w:p>
+    <w:p>
+      <w:pPr>
+        <w:pStyle w:val="Paragrafoelenco"/>
+        <w:numPr>
+          <w:ilvl w:val="0"/>
+          <w:numId w:val="48"/>
+        </w:numPr>
+        <w:jc w:val="both"/>
+        <w:rPr>
+          <w:rFonts w:ascii="Amasis MT Pro Light" w:hAnsi="Amasis MT Pro Light"/>
+          <w:sz w:val="32"/>
+          <w:szCs w:val="32"/>
+        </w:rPr>
+      </w:pPr>
+      <w:r>
+        <w:rPr>
+          <w:rFonts w:ascii="Amasis MT Pro Light" w:hAnsi="Amasis MT Pro Light"/>
+          <w:sz w:val="32"/>
+          <w:szCs w:val="32"/>
+        </w:rPr>
+        <w:t>segmentazione della rete,</w:t>
+      </w:r>
+    </w:p>
+    <w:p>
+      <w:pPr>
+        <w:pStyle w:val="Paragrafoelenco"/>
+        <w:numPr>
+          <w:ilvl w:val="0"/>
+          <w:numId w:val="48"/>
+        </w:numPr>
+        <w:jc w:val="both"/>
+        <w:rPr>
+          <w:rFonts w:ascii="Amasis MT Pro Light" w:hAnsi="Amasis MT Pro Light"/>
+          <w:sz w:val="32"/>
+          <w:szCs w:val="32"/>
+        </w:rPr>
+      </w:pPr>
+      <w:r>
+        <w:rPr>
+          <w:rFonts w:ascii="Amasis MT Pro Light" w:hAnsi="Amasis MT Pro Light"/>
+          <w:sz w:val="32"/>
+          <w:szCs w:val="32"/>
+        </w:rPr>
+        <w:t>principio del minimo privilegio,</w:t>
+      </w:r>
+    </w:p>
+    <w:p>
+      <w:pPr>
+        <w:pStyle w:val="Paragrafoelenco"/>
+        <w:numPr>
+          <w:ilvl w:val="0"/>
+          <w:numId w:val="48"/>
+        </w:numPr>
+        <w:jc w:val="both"/>
+        <w:rPr>
+          <w:rFonts w:ascii="Amasis MT Pro Light" w:hAnsi="Amasis MT Pro Light"/>
+          <w:sz w:val="32"/>
+          <w:szCs w:val="32"/>
+        </w:rPr>
+      </w:pPr>
+      <w:r>
+        <w:rPr>
+          <w:rFonts w:ascii="Amasis MT Pro Light" w:hAnsi="Amasis MT Pro Light"/>
+          <w:sz w:val="32"/>
+          <w:szCs w:val="32"/>
+        </w:rPr>
+        <w:t>autenticazione a più fattori,</w:t>
+      </w:r>
+    </w:p>
+    <w:p>
+      <w:pPr>
+        <w:pStyle w:val="Paragrafoelenco"/>
+        <w:numPr>
+          <w:ilvl w:val="0"/>
+          <w:numId w:val="48"/>
+        </w:numPr>
+        <w:jc w:val="both"/>
+        <w:rPr>
+          <w:rFonts w:ascii="Amasis MT Pro Light" w:hAnsi="Amasis MT Pro Light"/>
+          <w:sz w:val="32"/>
+          <w:szCs w:val="32"/>
+        </w:rPr>
+      </w:pPr>
+      <w:r>
+        <w:rPr>
+          <w:rFonts w:ascii="Amasis MT Pro Light" w:hAnsi="Amasis MT Pro Light"/>
+          <w:sz w:val="32"/>
+          <w:szCs w:val="32"/>
+        </w:rPr>
+        <w:t>disattivazione dei servizi superflui,</w:t>
+      </w:r>
+    </w:p>
+    <w:p>
+      <w:pPr>
+        <w:pStyle w:val="Paragrafoelenco"/>
+        <w:numPr>
+          <w:ilvl w:val="0"/>
+          <w:numId w:val="48"/>
+        </w:numPr>
+        <w:jc w:val="both"/>
+        <w:rPr>
+          <w:rFonts w:ascii="Amasis MT Pro Light" w:hAnsi="Amasis MT Pro Light"/>
+          <w:sz w:val="32"/>
+          <w:szCs w:val="32"/>
+        </w:rPr>
+      </w:pPr>
+      <w:proofErr w:type="spellStart"/>
+      <w:r>
+        <w:rPr>
+          <w:rFonts w:ascii="Amasis MT Pro Light" w:hAnsi="Amasis MT Pro Light"/>
+          <w:sz w:val="32"/>
+          <w:szCs w:val="32"/>
+        </w:rPr>
+        <w:t>logging</w:t>
+      </w:r>
+      <w:proofErr w:type="spellEnd"/>
+      <w:r>
+        <w:rPr>
+          <w:rFonts w:ascii="Amasis MT Pro Light" w:hAnsi="Amasis MT Pro Light"/>
+          <w:sz w:val="32"/>
+          <w:szCs w:val="32"/>
+        </w:rPr>
+        <w:t xml:space="preserve"> avanzato.</w:t>
+      </w:r>
+    </w:p>
+    <w:p>
+      <w:pPr>
+        <w:jc w:val="both"/>
+        <w:rPr>
+          <w:rFonts w:ascii="Amasis MT Pro Light" w:hAnsi="Amasis MT Pro Light"/>
+          <w:sz w:val="32"/>
+          <w:szCs w:val="32"/>
+        </w:rPr>
+      </w:pPr>
+      <w:r>
+        <w:rPr>
+          <w:rFonts w:ascii="Amasis MT Pro Light" w:hAnsi="Amasis MT Pro Light"/>
+          <w:sz w:val="32"/>
+          <w:szCs w:val="32"/>
+        </w:rPr>
+        <w:t>L’</w:t>
+      </w:r>
+      <w:proofErr w:type="spellStart"/>
+      <w:r>
+        <w:rPr>
+          <w:rFonts w:ascii="Amasis MT Pro Light" w:hAnsi="Amasis MT Pro Light"/>
+          <w:sz w:val="32"/>
+          <w:szCs w:val="32"/>
+        </w:rPr>
+        <w:t>hardening</w:t>
+      </w:r>
+      <w:proofErr w:type="spellEnd"/>
+      <w:r>
+        <w:rPr>
+          <w:rFonts w:ascii="Amasis MT Pro Light" w:hAnsi="Amasis MT Pro Light"/>
+          <w:sz w:val="32"/>
+          <w:szCs w:val="32"/>
+        </w:rPr>
+        <w:t xml:space="preserve"> è una delle misure a maggior impatto e minor costo.</w:t>
+      </w:r>
+    </w:p>
+    <w:p>
+      <w:pPr>
+        <w:pStyle w:val="Paragrafoelenco"/>
+        <w:jc w:val="both"/>
+        <w:rPr>
+          <w:rFonts w:ascii="Amasis MT Pro Light" w:hAnsi="Amasis MT Pro Light"/>
+          <w:sz w:val="32"/>
+          <w:szCs w:val="32"/>
+        </w:rPr>
+      </w:pPr>
+    </w:p>
+    <w:p>
+      <w:pPr>
+        <w:pStyle w:val="Paragrafoelenco"/>
+        <w:jc w:val="both"/>
+        <w:rPr>
+          <w:rFonts w:ascii="Amasis MT Pro Light" w:hAnsi="Amasis MT Pro Light"/>
+          <w:sz w:val="32"/>
+          <w:szCs w:val="32"/>
+        </w:rPr>
+      </w:pPr>
+      <w:r>
+        <w:rPr>
+          <w:rFonts w:ascii="Amasis MT Pro Light" w:hAnsi="Amasis MT Pro Light"/>
+          <w:sz w:val="32"/>
+          <w:szCs w:val="32"/>
+        </w:rPr>
+        <w:t>Totale Spesa: 19.280 €</w:t>
+      </w:r>
+    </w:p>
+    <w:p>
+      <w:pPr>
+        <w:jc w:val="both"/>
+        <w:rPr>
+          <w:rFonts w:ascii="Amasis MT Pro Light" w:hAnsi="Amasis MT Pro Light"/>
+          <w:sz w:val="32"/>
+          <w:szCs w:val="32"/>
+        </w:rPr>
+      </w:pPr>
+    </w:p>
+    <w:p>
+      <w:pPr>
+        <w:jc w:val="both"/>
+        <w:rPr>
+          <w:rFonts w:ascii="Amasis MT Pro Light" w:hAnsi="Amasis MT Pro Light"/>
+          <w:b/>
+          <w:bCs/>
+          <w:sz w:val="32"/>
+          <w:szCs w:val="32"/>
+        </w:rPr>
+      </w:pPr>
+      <w:r>
+        <w:rPr>
+          <w:rFonts w:ascii="Amasis MT Pro Light" w:hAnsi="Amasis MT Pro Light"/>
+          <w:b/>
+          <w:bCs/>
+          <w:sz w:val="32"/>
+          <w:szCs w:val="32"/>
+        </w:rPr>
+        <w:t>Conclusione</w:t>
+      </w:r>
+    </w:p>
+    <w:p>
+      <w:r>
+        <w:rPr>
+          <w:rFonts w:ascii="Amasis MT Pro Light" w:hAnsi="Amasis MT Pro Light"/>
+          <w:color w:val="000000"/>
+          <w:sz w:val="32"/>
+        </w:rPr>
+        <w:t>Il piano migliora la sicurezza aziendale con un approccio multilivello che copre prevenzione, monitoraggio, risposta e continuità. Gli investimenti sono equilibrati e sostenibili, proteggendo sia la tecnologia sia il personale. Con le misure adottate e il budget residuo, l’azienda è pronta a gestire minacce attuali e future in modo proattivo.</w:t>
+      </w:r>
     </w:p>
     <w:sectPr>
       <w:pgSz w:w="11906" w:h="16838"/>
@@ -5575,9 +6819,9 @@
       <w:lvlJc w:val="left"/>
       <w:pPr>
         <w:tabs>
-          <w:tab w:val="num" w:pos="720"/>
-        </w:tabs>
-        <w:ind w:left="720" w:hanging="360"/>
+          <w:tab w:val="num" w:pos="-12"/>
+        </w:tabs>
+        <w:ind w:left="-12" w:hanging="360"/>
       </w:pPr>
       <w:rPr>
         <w:rFonts w:ascii="Symbol" w:hAnsi="Symbol" w:hint="default"/>
@@ -5591,9 +6835,9 @@
       <w:lvlJc w:val="left"/>
       <w:pPr>
         <w:tabs>
-          <w:tab w:val="num" w:pos="1440"/>
-        </w:tabs>
-        <w:ind w:left="1440" w:hanging="360"/>
+          <w:tab w:val="num" w:pos="708"/>
+        </w:tabs>
+        <w:ind w:left="708" w:hanging="360"/>
       </w:pPr>
       <w:rPr>
         <w:rFonts w:ascii="Courier New" w:hAnsi="Courier New" w:hint="default"/>
@@ -5607,9 +6851,9 @@
       <w:lvlJc w:val="left"/>
       <w:pPr>
         <w:tabs>
-          <w:tab w:val="num" w:pos="2160"/>
-        </w:tabs>
-        <w:ind w:left="2160" w:hanging="360"/>
+          <w:tab w:val="num" w:pos="1428"/>
+        </w:tabs>
+        <w:ind w:left="1428" w:hanging="360"/>
       </w:pPr>
       <w:rPr>
         <w:rFonts w:ascii="Wingdings" w:hAnsi="Wingdings" w:hint="default"/>
@@ -5623,9 +6867,9 @@
       <w:lvlJc w:val="left"/>
       <w:pPr>
         <w:tabs>
-          <w:tab w:val="num" w:pos="2880"/>
-        </w:tabs>
-        <w:ind w:left="2880" w:hanging="360"/>
+          <w:tab w:val="num" w:pos="2148"/>
+        </w:tabs>
+        <w:ind w:left="2148" w:hanging="360"/>
       </w:pPr>
       <w:rPr>
         <w:rFonts w:ascii="Wingdings" w:hAnsi="Wingdings" w:hint="default"/>
@@ -5639,9 +6883,9 @@
       <w:lvlJc w:val="left"/>
       <w:pPr>
         <w:tabs>
-          <w:tab w:val="num" w:pos="3600"/>
-        </w:tabs>
-        <w:ind w:left="3600" w:hanging="360"/>
+          <w:tab w:val="num" w:pos="2868"/>
+        </w:tabs>
+        <w:ind w:left="2868" w:hanging="360"/>
       </w:pPr>
       <w:rPr>
         <w:rFonts w:ascii="Wingdings" w:hAnsi="Wingdings" w:hint="default"/>
@@ -5655,9 +6899,9 @@
       <w:lvlJc w:val="left"/>
       <w:pPr>
         <w:tabs>
-          <w:tab w:val="num" w:pos="4320"/>
-        </w:tabs>
-        <w:ind w:left="4320" w:hanging="360"/>
+          <w:tab w:val="num" w:pos="3588"/>
+        </w:tabs>
+        <w:ind w:left="3588" w:hanging="360"/>
       </w:pPr>
       <w:rPr>
         <w:rFonts w:ascii="Wingdings" w:hAnsi="Wingdings" w:hint="default"/>
@@ -5671,9 +6915,9 @@
       <w:lvlJc w:val="left"/>
       <w:pPr>
         <w:tabs>
-          <w:tab w:val="num" w:pos="5040"/>
-        </w:tabs>
-        <w:ind w:left="5040" w:hanging="360"/>
+          <w:tab w:val="num" w:pos="4308"/>
+        </w:tabs>
+        <w:ind w:left="4308" w:hanging="360"/>
       </w:pPr>
       <w:rPr>
         <w:rFonts w:ascii="Wingdings" w:hAnsi="Wingdings" w:hint="default"/>
@@ -5687,9 +6931,9 @@
       <w:lvlJc w:val="left"/>
       <w:pPr>
         <w:tabs>
-          <w:tab w:val="num" w:pos="5760"/>
-        </w:tabs>
-        <w:ind w:left="5760" w:hanging="360"/>
+          <w:tab w:val="num" w:pos="5028"/>
+        </w:tabs>
+        <w:ind w:left="5028" w:hanging="360"/>
       </w:pPr>
       <w:rPr>
         <w:rFonts w:ascii="Wingdings" w:hAnsi="Wingdings" w:hint="default"/>
@@ -5703,9 +6947,9 @@
       <w:lvlJc w:val="left"/>
       <w:pPr>
         <w:tabs>
-          <w:tab w:val="num" w:pos="6480"/>
-        </w:tabs>
-        <w:ind w:left="6480" w:hanging="360"/>
+          <w:tab w:val="num" w:pos="5748"/>
+        </w:tabs>
+        <w:ind w:left="5748" w:hanging="360"/>
       </w:pPr>
       <w:rPr>
         <w:rFonts w:ascii="Wingdings" w:hAnsi="Wingdings" w:hint="default"/>
@@ -6202,6 +7446,95 @@
     </w:lvl>
   </w:abstractNum>
   <w:abstractNum w:abstractNumId="5" w15:restartNumberingAfterBreak="0">
+    <w:nsid w:val="06C57478"/>
+    <w:multiLevelType w:val="hybridMultilevel"/>
+    <w:tmpl w:val="9E967E5E"/>
+    <w:lvl w:ilvl="0" w:tplc="0410000F">
+      <w:start w:val="5"/>
+      <w:numFmt w:val="decimal"/>
+      <w:lvlText w:val="%1."/>
+      <w:lvlJc w:val="left"/>
+      <w:pPr>
+        <w:ind w:left="720" w:hanging="360"/>
+      </w:pPr>
+      <w:rPr>
+        <w:rFonts w:hint="default"/>
+      </w:rPr>
+    </w:lvl>
+    <w:lvl w:ilvl="1" w:tplc="04100019" w:tentative="1">
+      <w:start w:val="1"/>
+      <w:numFmt w:val="lowerLetter"/>
+      <w:lvlText w:val="%2."/>
+      <w:lvlJc w:val="left"/>
+      <w:pPr>
+        <w:ind w:left="1440" w:hanging="360"/>
+      </w:pPr>
+    </w:lvl>
+    <w:lvl w:ilvl="2" w:tplc="0410001B" w:tentative="1">
+      <w:start w:val="1"/>
+      <w:numFmt w:val="lowerRoman"/>
+      <w:lvlText w:val="%3."/>
+      <w:lvlJc w:val="right"/>
+      <w:pPr>
+        <w:ind w:left="2160" w:hanging="180"/>
+      </w:pPr>
+    </w:lvl>
+    <w:lvl w:ilvl="3" w:tplc="0410000F" w:tentative="1">
+      <w:start w:val="1"/>
+      <w:numFmt w:val="decimal"/>
+      <w:lvlText w:val="%4."/>
+      <w:lvlJc w:val="left"/>
+      <w:pPr>
+        <w:ind w:left="2880" w:hanging="360"/>
+      </w:pPr>
+    </w:lvl>
+    <w:lvl w:ilvl="4" w:tplc="04100019" w:tentative="1">
+      <w:start w:val="1"/>
+      <w:numFmt w:val="lowerLetter"/>
+      <w:lvlText w:val="%5."/>
+      <w:lvlJc w:val="left"/>
+      <w:pPr>
+        <w:ind w:left="3600" w:hanging="360"/>
+      </w:pPr>
+    </w:lvl>
+    <w:lvl w:ilvl="5" w:tplc="0410001B" w:tentative="1">
+      <w:start w:val="1"/>
+      <w:numFmt w:val="lowerRoman"/>
+      <w:lvlText w:val="%6."/>
+      <w:lvlJc w:val="right"/>
+      <w:pPr>
+        <w:ind w:left="4320" w:hanging="180"/>
+      </w:pPr>
+    </w:lvl>
+    <w:lvl w:ilvl="6" w:tplc="0410000F" w:tentative="1">
+      <w:start w:val="1"/>
+      <w:numFmt w:val="decimal"/>
+      <w:lvlText w:val="%7."/>
+      <w:lvlJc w:val="left"/>
+      <w:pPr>
+        <w:ind w:left="5040" w:hanging="360"/>
+      </w:pPr>
+    </w:lvl>
+    <w:lvl w:ilvl="7" w:tplc="04100019" w:tentative="1">
+      <w:start w:val="1"/>
+      <w:numFmt w:val="lowerLetter"/>
+      <w:lvlText w:val="%8."/>
+      <w:lvlJc w:val="left"/>
+      <w:pPr>
+        <w:ind w:left="5760" w:hanging="360"/>
+      </w:pPr>
+    </w:lvl>
+    <w:lvl w:ilvl="8" w:tplc="0410001B" w:tentative="1">
+      <w:start w:val="1"/>
+      <w:numFmt w:val="lowerRoman"/>
+      <w:lvlText w:val="%9."/>
+      <w:lvlJc w:val="right"/>
+      <w:pPr>
+        <w:ind w:left="6480" w:hanging="180"/>
+      </w:pPr>
+    </w:lvl>
+  </w:abstractNum>
+  <w:abstractNum w:abstractNumId="6" w15:restartNumberingAfterBreak="0">
     <w:nsid w:val="0B7F37B5"/>
     <w:multiLevelType w:val="multilevel"/>
     <w:tmpl w:val="CC4E79AE"/>
@@ -6350,7 +7683,7 @@
       </w:rPr>
     </w:lvl>
   </w:abstractNum>
-  <w:abstractNum w:abstractNumId="6" w15:restartNumberingAfterBreak="0">
+  <w:abstractNum w:abstractNumId="7" w15:restartNumberingAfterBreak="0">
     <w:nsid w:val="10D55E04"/>
     <w:multiLevelType w:val="multilevel"/>
     <w:tmpl w:val="1D04A66E"/>
@@ -6499,7 +7832,7 @@
       </w:rPr>
     </w:lvl>
   </w:abstractNum>
-  <w:abstractNum w:abstractNumId="7" w15:restartNumberingAfterBreak="0">
+  <w:abstractNum w:abstractNumId="8" w15:restartNumberingAfterBreak="0">
     <w:nsid w:val="16752D6A"/>
     <w:multiLevelType w:val="hybridMultilevel"/>
     <w:tmpl w:val="F09C4AEE"/>
@@ -6612,7 +7945,7 @@
       </w:rPr>
     </w:lvl>
   </w:abstractNum>
-  <w:abstractNum w:abstractNumId="8" w15:restartNumberingAfterBreak="0">
+  <w:abstractNum w:abstractNumId="9" w15:restartNumberingAfterBreak="0">
     <w:nsid w:val="24283E92"/>
     <w:multiLevelType w:val="hybridMultilevel"/>
     <w:tmpl w:val="6C2A0D88"/>
@@ -6725,7 +8058,7 @@
       </w:rPr>
     </w:lvl>
   </w:abstractNum>
-  <w:abstractNum w:abstractNumId="9" w15:restartNumberingAfterBreak="0">
+  <w:abstractNum w:abstractNumId="10" w15:restartNumberingAfterBreak="0">
     <w:nsid w:val="288F219F"/>
     <w:multiLevelType w:val="multilevel"/>
     <w:tmpl w:val="0D861A0C"/>
@@ -6874,7 +8207,7 @@
       </w:rPr>
     </w:lvl>
   </w:abstractNum>
-  <w:abstractNum w:abstractNumId="10" w15:restartNumberingAfterBreak="0">
+  <w:abstractNum w:abstractNumId="11" w15:restartNumberingAfterBreak="0">
     <w:nsid w:val="2A402358"/>
     <w:multiLevelType w:val="hybridMultilevel"/>
     <w:tmpl w:val="2BEAF3DA"/>
@@ -6987,7 +8320,7 @@
       </w:rPr>
     </w:lvl>
   </w:abstractNum>
-  <w:abstractNum w:abstractNumId="11" w15:restartNumberingAfterBreak="0">
+  <w:abstractNum w:abstractNumId="12" w15:restartNumberingAfterBreak="0">
     <w:nsid w:val="2DC75B75"/>
     <w:multiLevelType w:val="multilevel"/>
     <w:tmpl w:val="C8501E68"/>
@@ -7136,7 +8469,7 @@
       </w:rPr>
     </w:lvl>
   </w:abstractNum>
-  <w:abstractNum w:abstractNumId="12" w15:restartNumberingAfterBreak="0">
+  <w:abstractNum w:abstractNumId="13" w15:restartNumberingAfterBreak="0">
     <w:nsid w:val="2EC3216C"/>
     <w:multiLevelType w:val="multilevel"/>
     <w:tmpl w:val="CD7CCE5C"/>
@@ -7285,7 +8618,7 @@
       </w:rPr>
     </w:lvl>
   </w:abstractNum>
-  <w:abstractNum w:abstractNumId="13" w15:restartNumberingAfterBreak="0">
+  <w:abstractNum w:abstractNumId="14" w15:restartNumberingAfterBreak="0">
     <w:nsid w:val="311530F3"/>
     <w:multiLevelType w:val="hybridMultilevel"/>
     <w:tmpl w:val="0B3E9A30"/>
@@ -7374,7 +8707,7 @@
       </w:pPr>
     </w:lvl>
   </w:abstractNum>
-  <w:abstractNum w:abstractNumId="14" w15:restartNumberingAfterBreak="0">
+  <w:abstractNum w:abstractNumId="15" w15:restartNumberingAfterBreak="0">
     <w:nsid w:val="33E51B7D"/>
     <w:multiLevelType w:val="hybridMultilevel"/>
     <w:tmpl w:val="64DA54EC"/>
@@ -7487,7 +8820,7 @@
       </w:rPr>
     </w:lvl>
   </w:abstractNum>
-  <w:abstractNum w:abstractNumId="15" w15:restartNumberingAfterBreak="0">
+  <w:abstractNum w:abstractNumId="16" w15:restartNumberingAfterBreak="0">
     <w:nsid w:val="342E14E7"/>
     <w:multiLevelType w:val="multilevel"/>
     <w:tmpl w:val="08A62F2E"/>
@@ -7636,7 +8969,7 @@
       </w:rPr>
     </w:lvl>
   </w:abstractNum>
-  <w:abstractNum w:abstractNumId="16" w15:restartNumberingAfterBreak="0">
+  <w:abstractNum w:abstractNumId="17" w15:restartNumberingAfterBreak="0">
     <w:nsid w:val="34C9367D"/>
     <w:multiLevelType w:val="hybridMultilevel"/>
     <w:tmpl w:val="C1788D26"/>
@@ -7725,7 +9058,120 @@
       </w:pPr>
     </w:lvl>
   </w:abstractNum>
-  <w:abstractNum w:abstractNumId="17" w15:restartNumberingAfterBreak="0">
+  <w:abstractNum w:abstractNumId="18" w15:restartNumberingAfterBreak="0">
+    <w:nsid w:val="34FF59C1"/>
+    <w:multiLevelType w:val="hybridMultilevel"/>
+    <w:tmpl w:val="08A026F0"/>
+    <w:lvl w:ilvl="0" w:tplc="04100001">
+      <w:start w:val="1"/>
+      <w:numFmt w:val="bullet"/>
+      <w:lvlText w:val=""/>
+      <w:lvlJc w:val="left"/>
+      <w:pPr>
+        <w:ind w:left="1440" w:hanging="360"/>
+      </w:pPr>
+      <w:rPr>
+        <w:rFonts w:ascii="Symbol" w:hAnsi="Symbol" w:hint="default"/>
+      </w:rPr>
+    </w:lvl>
+    <w:lvl w:ilvl="1" w:tplc="04100003" w:tentative="1">
+      <w:start w:val="1"/>
+      <w:numFmt w:val="bullet"/>
+      <w:lvlText w:val="o"/>
+      <w:lvlJc w:val="left"/>
+      <w:pPr>
+        <w:ind w:left="2160" w:hanging="360"/>
+      </w:pPr>
+      <w:rPr>
+        <w:rFonts w:ascii="Courier New" w:hAnsi="Courier New" w:cs="Courier New" w:hint="default"/>
+      </w:rPr>
+    </w:lvl>
+    <w:lvl w:ilvl="2" w:tplc="04100005" w:tentative="1">
+      <w:start w:val="1"/>
+      <w:numFmt w:val="bullet"/>
+      <w:lvlText w:val=""/>
+      <w:lvlJc w:val="left"/>
+      <w:pPr>
+        <w:ind w:left="2880" w:hanging="360"/>
+      </w:pPr>
+      <w:rPr>
+        <w:rFonts w:ascii="Wingdings" w:hAnsi="Wingdings" w:hint="default"/>
+      </w:rPr>
+    </w:lvl>
+    <w:lvl w:ilvl="3" w:tplc="04100001" w:tentative="1">
+      <w:start w:val="1"/>
+      <w:numFmt w:val="bullet"/>
+      <w:lvlText w:val=""/>
+      <w:lvlJc w:val="left"/>
+      <w:pPr>
+        <w:ind w:left="3600" w:hanging="360"/>
+      </w:pPr>
+      <w:rPr>
+        <w:rFonts w:ascii="Symbol" w:hAnsi="Symbol" w:hint="default"/>
+      </w:rPr>
+    </w:lvl>
+    <w:lvl w:ilvl="4" w:tplc="04100003" w:tentative="1">
+      <w:start w:val="1"/>
+      <w:numFmt w:val="bullet"/>
+      <w:lvlText w:val="o"/>
+      <w:lvlJc w:val="left"/>
+      <w:pPr>
+        <w:ind w:left="4320" w:hanging="360"/>
+      </w:pPr>
+      <w:rPr>
+        <w:rFonts w:ascii="Courier New" w:hAnsi="Courier New" w:cs="Courier New" w:hint="default"/>
+      </w:rPr>
+    </w:lvl>
+    <w:lvl w:ilvl="5" w:tplc="04100005" w:tentative="1">
+      <w:start w:val="1"/>
+      <w:numFmt w:val="bullet"/>
+      <w:lvlText w:val=""/>
+      <w:lvlJc w:val="left"/>
+      <w:pPr>
+        <w:ind w:left="5040" w:hanging="360"/>
+      </w:pPr>
+      <w:rPr>
+        <w:rFonts w:ascii="Wingdings" w:hAnsi="Wingdings" w:hint="default"/>
+      </w:rPr>
+    </w:lvl>
+    <w:lvl w:ilvl="6" w:tplc="04100001" w:tentative="1">
+      <w:start w:val="1"/>
+      <w:numFmt w:val="bullet"/>
+      <w:lvlText w:val=""/>
+      <w:lvlJc w:val="left"/>
+      <w:pPr>
+        <w:ind w:left="5760" w:hanging="360"/>
+      </w:pPr>
+      <w:rPr>
+        <w:rFonts w:ascii="Symbol" w:hAnsi="Symbol" w:hint="default"/>
+      </w:rPr>
+    </w:lvl>
+    <w:lvl w:ilvl="7" w:tplc="04100003" w:tentative="1">
+      <w:start w:val="1"/>
+      <w:numFmt w:val="bullet"/>
+      <w:lvlText w:val="o"/>
+      <w:lvlJc w:val="left"/>
+      <w:pPr>
+        <w:ind w:left="6480" w:hanging="360"/>
+      </w:pPr>
+      <w:rPr>
+        <w:rFonts w:ascii="Courier New" w:hAnsi="Courier New" w:cs="Courier New" w:hint="default"/>
+      </w:rPr>
+    </w:lvl>
+    <w:lvl w:ilvl="8" w:tplc="04100005" w:tentative="1">
+      <w:start w:val="1"/>
+      <w:numFmt w:val="bullet"/>
+      <w:lvlText w:val=""/>
+      <w:lvlJc w:val="left"/>
+      <w:pPr>
+        <w:ind w:left="7200" w:hanging="360"/>
+      </w:pPr>
+      <w:rPr>
+        <w:rFonts w:ascii="Wingdings" w:hAnsi="Wingdings" w:hint="default"/>
+      </w:rPr>
+    </w:lvl>
+  </w:abstractNum>
+  <w:abstractNum w:abstractNumId="19" w15:restartNumberingAfterBreak="0">
     <w:nsid w:val="371F5A58"/>
     <w:multiLevelType w:val="multilevel"/>
     <w:tmpl w:val="72FA43D6"/>
@@ -7874,7 +9320,156 @@
       </w:rPr>
     </w:lvl>
   </w:abstractNum>
-  <w:abstractNum w:abstractNumId="18" w15:restartNumberingAfterBreak="0">
+  <w:abstractNum w:abstractNumId="20" w15:restartNumberingAfterBreak="0">
+    <w:nsid w:val="396B7E8A"/>
+    <w:multiLevelType w:val="multilevel"/>
+    <w:tmpl w:val="A258A7EC"/>
+    <w:lvl w:ilvl="0">
+      <w:start w:val="1"/>
+      <w:numFmt w:val="bullet"/>
+      <w:lvlText w:val=""/>
+      <w:lvlJc w:val="left"/>
+      <w:pPr>
+        <w:tabs>
+          <w:tab w:val="num" w:pos="720"/>
+        </w:tabs>
+        <w:ind w:left="720" w:hanging="360"/>
+      </w:pPr>
+      <w:rPr>
+        <w:rFonts w:ascii="Symbol" w:hAnsi="Symbol" w:hint="default"/>
+        <w:sz w:val="20"/>
+      </w:rPr>
+    </w:lvl>
+    <w:lvl w:ilvl="1" w:tentative="1">
+      <w:start w:val="1"/>
+      <w:numFmt w:val="bullet"/>
+      <w:lvlText w:val="o"/>
+      <w:lvlJc w:val="left"/>
+      <w:pPr>
+        <w:tabs>
+          <w:tab w:val="num" w:pos="1440"/>
+        </w:tabs>
+        <w:ind w:left="1440" w:hanging="360"/>
+      </w:pPr>
+      <w:rPr>
+        <w:rFonts w:ascii="Courier New" w:hAnsi="Courier New" w:hint="default"/>
+        <w:sz w:val="20"/>
+      </w:rPr>
+    </w:lvl>
+    <w:lvl w:ilvl="2" w:tentative="1">
+      <w:start w:val="1"/>
+      <w:numFmt w:val="bullet"/>
+      <w:lvlText w:val=""/>
+      <w:lvlJc w:val="left"/>
+      <w:pPr>
+        <w:tabs>
+          <w:tab w:val="num" w:pos="2160"/>
+        </w:tabs>
+        <w:ind w:left="2160" w:hanging="360"/>
+      </w:pPr>
+      <w:rPr>
+        <w:rFonts w:ascii="Wingdings" w:hAnsi="Wingdings" w:hint="default"/>
+        <w:sz w:val="20"/>
+      </w:rPr>
+    </w:lvl>
+    <w:lvl w:ilvl="3" w:tentative="1">
+      <w:start w:val="1"/>
+      <w:numFmt w:val="bullet"/>
+      <w:lvlText w:val=""/>
+      <w:lvlJc w:val="left"/>
+      <w:pPr>
+        <w:tabs>
+          <w:tab w:val="num" w:pos="2880"/>
+        </w:tabs>
+        <w:ind w:left="2880" w:hanging="360"/>
+      </w:pPr>
+      <w:rPr>
+        <w:rFonts w:ascii="Wingdings" w:hAnsi="Wingdings" w:hint="default"/>
+        <w:sz w:val="20"/>
+      </w:rPr>
+    </w:lvl>
+    <w:lvl w:ilvl="4" w:tentative="1">
+      <w:start w:val="1"/>
+      <w:numFmt w:val="bullet"/>
+      <w:lvlText w:val=""/>
+      <w:lvlJc w:val="left"/>
+      <w:pPr>
+        <w:tabs>
+          <w:tab w:val="num" w:pos="3600"/>
+        </w:tabs>
+        <w:ind w:left="3600" w:hanging="360"/>
+      </w:pPr>
+      <w:rPr>
+        <w:rFonts w:ascii="Wingdings" w:hAnsi="Wingdings" w:hint="default"/>
+        <w:sz w:val="20"/>
+      </w:rPr>
+    </w:lvl>
+    <w:lvl w:ilvl="5" w:tentative="1">
+      <w:start w:val="1"/>
+      <w:numFmt w:val="bullet"/>
+      <w:lvlText w:val=""/>
+      <w:lvlJc w:val="left"/>
+      <w:pPr>
+        <w:tabs>
+          <w:tab w:val="num" w:pos="4320"/>
+        </w:tabs>
+        <w:ind w:left="4320" w:hanging="360"/>
+      </w:pPr>
+      <w:rPr>
+        <w:rFonts w:ascii="Wingdings" w:hAnsi="Wingdings" w:hint="default"/>
+        <w:sz w:val="20"/>
+      </w:rPr>
+    </w:lvl>
+    <w:lvl w:ilvl="6" w:tentative="1">
+      <w:start w:val="1"/>
+      <w:numFmt w:val="bullet"/>
+      <w:lvlText w:val=""/>
+      <w:lvlJc w:val="left"/>
+      <w:pPr>
+        <w:tabs>
+          <w:tab w:val="num" w:pos="5040"/>
+        </w:tabs>
+        <w:ind w:left="5040" w:hanging="360"/>
+      </w:pPr>
+      <w:rPr>
+        <w:rFonts w:ascii="Wingdings" w:hAnsi="Wingdings" w:hint="default"/>
+        <w:sz w:val="20"/>
+      </w:rPr>
+    </w:lvl>
+    <w:lvl w:ilvl="7" w:tentative="1">
+      <w:start w:val="1"/>
+      <w:numFmt w:val="bullet"/>
+      <w:lvlText w:val=""/>
+      <w:lvlJc w:val="left"/>
+      <w:pPr>
+        <w:tabs>
+          <w:tab w:val="num" w:pos="5760"/>
+        </w:tabs>
+        <w:ind w:left="5760" w:hanging="360"/>
+      </w:pPr>
+      <w:rPr>
+        <w:rFonts w:ascii="Wingdings" w:hAnsi="Wingdings" w:hint="default"/>
+        <w:sz w:val="20"/>
+      </w:rPr>
+    </w:lvl>
+    <w:lvl w:ilvl="8" w:tentative="1">
+      <w:start w:val="1"/>
+      <w:numFmt w:val="bullet"/>
+      <w:lvlText w:val=""/>
+      <w:lvlJc w:val="left"/>
+      <w:pPr>
+        <w:tabs>
+          <w:tab w:val="num" w:pos="6480"/>
+        </w:tabs>
+        <w:ind w:left="6480" w:hanging="360"/>
+      </w:pPr>
+      <w:rPr>
+        <w:rFonts w:ascii="Wingdings" w:hAnsi="Wingdings" w:hint="default"/>
+        <w:sz w:val="20"/>
+      </w:rPr>
+    </w:lvl>
+  </w:abstractNum>
+  <w:abstractNum w:abstractNumId="21" w15:restartNumberingAfterBreak="0">
     <w:nsid w:val="3A382AFD"/>
     <w:multiLevelType w:val="multilevel"/>
     <w:tmpl w:val="BCBE3B6E"/>
@@ -8023,7 +9618,7 @@
       </w:rPr>
     </w:lvl>
   </w:abstractNum>
-  <w:abstractNum w:abstractNumId="19" w15:restartNumberingAfterBreak="0">
+  <w:abstractNum w:abstractNumId="22" w15:restartNumberingAfterBreak="0">
     <w:nsid w:val="3A5A52EE"/>
     <w:multiLevelType w:val="hybridMultilevel"/>
     <w:tmpl w:val="5E88EEA4"/>
@@ -8136,7 +9731,7 @@
       </w:rPr>
     </w:lvl>
   </w:abstractNum>
-  <w:abstractNum w:abstractNumId="20" w15:restartNumberingAfterBreak="0">
+  <w:abstractNum w:abstractNumId="23" w15:restartNumberingAfterBreak="0">
     <w:nsid w:val="45B02B0D"/>
     <w:multiLevelType w:val="hybridMultilevel"/>
     <w:tmpl w:val="A43E8CE4"/>
@@ -8249,7 +9844,7 @@
       </w:rPr>
     </w:lvl>
   </w:abstractNum>
-  <w:abstractNum w:abstractNumId="21" w15:restartNumberingAfterBreak="0">
+  <w:abstractNum w:abstractNumId="24" w15:restartNumberingAfterBreak="0">
     <w:nsid w:val="47845886"/>
     <w:multiLevelType w:val="multilevel"/>
     <w:tmpl w:val="C8D40B0C"/>
@@ -8398,7 +9993,7 @@
       </w:rPr>
     </w:lvl>
   </w:abstractNum>
-  <w:abstractNum w:abstractNumId="22" w15:restartNumberingAfterBreak="0">
+  <w:abstractNum w:abstractNumId="25" w15:restartNumberingAfterBreak="0">
     <w:nsid w:val="483F5CF7"/>
     <w:multiLevelType w:val="hybridMultilevel"/>
     <w:tmpl w:val="830A87E6"/>
@@ -8511,7 +10106,156 @@
       </w:rPr>
     </w:lvl>
   </w:abstractNum>
-  <w:abstractNum w:abstractNumId="23" w15:restartNumberingAfterBreak="0">
+  <w:abstractNum w:abstractNumId="26" w15:restartNumberingAfterBreak="0">
+    <w:nsid w:val="48B3459C"/>
+    <w:multiLevelType w:val="multilevel"/>
+    <w:tmpl w:val="6226AD58"/>
+    <w:lvl w:ilvl="0">
+      <w:start w:val="1"/>
+      <w:numFmt w:val="bullet"/>
+      <w:lvlText w:val=""/>
+      <w:lvlJc w:val="left"/>
+      <w:pPr>
+        <w:tabs>
+          <w:tab w:val="num" w:pos="720"/>
+        </w:tabs>
+        <w:ind w:left="720" w:hanging="360"/>
+      </w:pPr>
+      <w:rPr>
+        <w:rFonts w:ascii="Symbol" w:hAnsi="Symbol" w:hint="default"/>
+        <w:sz w:val="20"/>
+      </w:rPr>
+    </w:lvl>
+    <w:lvl w:ilvl="1" w:tentative="1">
+      <w:start w:val="1"/>
+      <w:numFmt w:val="bullet"/>
+      <w:lvlText w:val="o"/>
+      <w:lvlJc w:val="left"/>
+      <w:pPr>
+        <w:tabs>
+          <w:tab w:val="num" w:pos="1440"/>
+        </w:tabs>
+        <w:ind w:left="1440" w:hanging="360"/>
+      </w:pPr>
+      <w:rPr>
+        <w:rFonts w:ascii="Courier New" w:hAnsi="Courier New" w:hint="default"/>
+        <w:sz w:val="20"/>
+      </w:rPr>
+    </w:lvl>
+    <w:lvl w:ilvl="2" w:tentative="1">
+      <w:start w:val="1"/>
+      <w:numFmt w:val="bullet"/>
+      <w:lvlText w:val=""/>
+      <w:lvlJc w:val="left"/>
+      <w:pPr>
+        <w:tabs>
+          <w:tab w:val="num" w:pos="2160"/>
+        </w:tabs>
+        <w:ind w:left="2160" w:hanging="360"/>
+      </w:pPr>
+      <w:rPr>
+        <w:rFonts w:ascii="Wingdings" w:hAnsi="Wingdings" w:hint="default"/>
+        <w:sz w:val="20"/>
+      </w:rPr>
+    </w:lvl>
+    <w:lvl w:ilvl="3" w:tentative="1">
+      <w:start w:val="1"/>
+      <w:numFmt w:val="bullet"/>
+      <w:lvlText w:val=""/>
+      <w:lvlJc w:val="left"/>
+      <w:pPr>
+        <w:tabs>
+          <w:tab w:val="num" w:pos="2880"/>
+        </w:tabs>
+        <w:ind w:left="2880" w:hanging="360"/>
+      </w:pPr>
+      <w:rPr>
+        <w:rFonts w:ascii="Wingdings" w:hAnsi="Wingdings" w:hint="default"/>
+        <w:sz w:val="20"/>
+      </w:rPr>
+    </w:lvl>
+    <w:lvl w:ilvl="4" w:tentative="1">
+      <w:start w:val="1"/>
+      <w:numFmt w:val="bullet"/>
+      <w:lvlText w:val=""/>
+      <w:lvlJc w:val="left"/>
+      <w:pPr>
+        <w:tabs>
+          <w:tab w:val="num" w:pos="3600"/>
+        </w:tabs>
+        <w:ind w:left="3600" w:hanging="360"/>
+      </w:pPr>
+      <w:rPr>
+        <w:rFonts w:ascii="Wingdings" w:hAnsi="Wingdings" w:hint="default"/>
+        <w:sz w:val="20"/>
+      </w:rPr>
+    </w:lvl>
+    <w:lvl w:ilvl="5" w:tentative="1">
+      <w:start w:val="1"/>
+      <w:numFmt w:val="bullet"/>
+      <w:lvlText w:val=""/>
+      <w:lvlJc w:val="left"/>
+      <w:pPr>
+        <w:tabs>
+          <w:tab w:val="num" w:pos="4320"/>
+        </w:tabs>
+        <w:ind w:left="4320" w:hanging="360"/>
+      </w:pPr>
+      <w:rPr>
+        <w:rFonts w:ascii="Wingdings" w:hAnsi="Wingdings" w:hint="default"/>
+        <w:sz w:val="20"/>
+      </w:rPr>
+    </w:lvl>
+    <w:lvl w:ilvl="6" w:tentative="1">
+      <w:start w:val="1"/>
+      <w:numFmt w:val="bullet"/>
+      <w:lvlText w:val=""/>
+      <w:lvlJc w:val="left"/>
+      <w:pPr>
+        <w:tabs>
+          <w:tab w:val="num" w:pos="5040"/>
+        </w:tabs>
+        <w:ind w:left="5040" w:hanging="360"/>
+      </w:pPr>
+      <w:rPr>
+        <w:rFonts w:ascii="Wingdings" w:hAnsi="Wingdings" w:hint="default"/>
+        <w:sz w:val="20"/>
+      </w:rPr>
+    </w:lvl>
+    <w:lvl w:ilvl="7" w:tentative="1">
+      <w:start w:val="1"/>
+      <w:numFmt w:val="bullet"/>
+      <w:lvlText w:val=""/>
+      <w:lvlJc w:val="left"/>
+      <w:pPr>
+        <w:tabs>
+          <w:tab w:val="num" w:pos="5760"/>
+        </w:tabs>
+        <w:ind w:left="5760" w:hanging="360"/>
+      </w:pPr>
+      <w:rPr>
+        <w:rFonts w:ascii="Wingdings" w:hAnsi="Wingdings" w:hint="default"/>
+        <w:sz w:val="20"/>
+      </w:rPr>
+    </w:lvl>
+    <w:lvl w:ilvl="8" w:tentative="1">
+      <w:start w:val="1"/>
+      <w:numFmt w:val="bullet"/>
+      <w:lvlText w:val=""/>
+      <w:lvlJc w:val="left"/>
+      <w:pPr>
+        <w:tabs>
+          <w:tab w:val="num" w:pos="6480"/>
+        </w:tabs>
+        <w:ind w:left="6480" w:hanging="360"/>
+      </w:pPr>
+      <w:rPr>
+        <w:rFonts w:ascii="Wingdings" w:hAnsi="Wingdings" w:hint="default"/>
+        <w:sz w:val="20"/>
+      </w:rPr>
+    </w:lvl>
+  </w:abstractNum>
+  <w:abstractNum w:abstractNumId="27" w15:restartNumberingAfterBreak="0">
     <w:nsid w:val="4C30212F"/>
     <w:multiLevelType w:val="hybridMultilevel"/>
     <w:tmpl w:val="9F4A5DC2"/>
@@ -8624,7 +10368,7 @@
       </w:rPr>
     </w:lvl>
   </w:abstractNum>
-  <w:abstractNum w:abstractNumId="24" w15:restartNumberingAfterBreak="0">
+  <w:abstractNum w:abstractNumId="28" w15:restartNumberingAfterBreak="0">
     <w:nsid w:val="4D254761"/>
     <w:multiLevelType w:val="multilevel"/>
     <w:tmpl w:val="49AE19E4"/>
@@ -8773,7 +10517,7 @@
       </w:rPr>
     </w:lvl>
   </w:abstractNum>
-  <w:abstractNum w:abstractNumId="25" w15:restartNumberingAfterBreak="0">
+  <w:abstractNum w:abstractNumId="29" w15:restartNumberingAfterBreak="0">
     <w:nsid w:val="4E0D0C05"/>
     <w:multiLevelType w:val="hybridMultilevel"/>
     <w:tmpl w:val="A732DD1C"/>
@@ -8886,7 +10630,7 @@
       </w:rPr>
     </w:lvl>
   </w:abstractNum>
-  <w:abstractNum w:abstractNumId="26" w15:restartNumberingAfterBreak="0">
+  <w:abstractNum w:abstractNumId="30" w15:restartNumberingAfterBreak="0">
     <w:nsid w:val="4EE32A4F"/>
     <w:multiLevelType w:val="multilevel"/>
     <w:tmpl w:val="A98A86A4"/>
@@ -9035,7 +10779,7 @@
       </w:rPr>
     </w:lvl>
   </w:abstractNum>
-  <w:abstractNum w:abstractNumId="27" w15:restartNumberingAfterBreak="0">
+  <w:abstractNum w:abstractNumId="31" w15:restartNumberingAfterBreak="0">
     <w:nsid w:val="4F953E60"/>
     <w:multiLevelType w:val="multilevel"/>
     <w:tmpl w:val="47005430"/>
@@ -9184,7 +10928,7 @@
       </w:rPr>
     </w:lvl>
   </w:abstractNum>
-  <w:abstractNum w:abstractNumId="28" w15:restartNumberingAfterBreak="0">
+  <w:abstractNum w:abstractNumId="32" w15:restartNumberingAfterBreak="0">
     <w:nsid w:val="51962064"/>
     <w:multiLevelType w:val="multilevel"/>
     <w:tmpl w:val="AEC8CBBC"/>
@@ -9333,7 +11077,96 @@
       </w:rPr>
     </w:lvl>
   </w:abstractNum>
-  <w:abstractNum w:abstractNumId="29" w15:restartNumberingAfterBreak="0">
+  <w:abstractNum w:abstractNumId="33" w15:restartNumberingAfterBreak="0">
+    <w:nsid w:val="529F51A2"/>
+    <w:multiLevelType w:val="hybridMultilevel"/>
+    <w:tmpl w:val="6A663600"/>
+    <w:lvl w:ilvl="0" w:tplc="A768C162">
+      <w:start w:val="1"/>
+      <w:numFmt w:val="decimal"/>
+      <w:lvlText w:val="%1."/>
+      <w:lvlJc w:val="left"/>
+      <w:pPr>
+        <w:ind w:left="1080" w:hanging="360"/>
+      </w:pPr>
+      <w:rPr>
+        <w:rFonts w:hint="default"/>
+      </w:rPr>
+    </w:lvl>
+    <w:lvl w:ilvl="1" w:tplc="04100019" w:tentative="1">
+      <w:start w:val="1"/>
+      <w:numFmt w:val="lowerLetter"/>
+      <w:lvlText w:val="%2."/>
+      <w:lvlJc w:val="left"/>
+      <w:pPr>
+        <w:ind w:left="1800" w:hanging="360"/>
+      </w:pPr>
+    </w:lvl>
+    <w:lvl w:ilvl="2" w:tplc="0410001B" w:tentative="1">
+      <w:start w:val="1"/>
+      <w:numFmt w:val="lowerRoman"/>
+      <w:lvlText w:val="%3."/>
+      <w:lvlJc w:val="right"/>
+      <w:pPr>
+        <w:ind w:left="2520" w:hanging="180"/>
+      </w:pPr>
+    </w:lvl>
+    <w:lvl w:ilvl="3" w:tplc="0410000F" w:tentative="1">
+      <w:start w:val="1"/>
+      <w:numFmt w:val="decimal"/>
+      <w:lvlText w:val="%4."/>
+      <w:lvlJc w:val="left"/>
+      <w:pPr>
+        <w:ind w:left="3240" w:hanging="360"/>
+      </w:pPr>
+    </w:lvl>
+    <w:lvl w:ilvl="4" w:tplc="04100019" w:tentative="1">
+      <w:start w:val="1"/>
+      <w:numFmt w:val="lowerLetter"/>
+      <w:lvlText w:val="%5."/>
+      <w:lvlJc w:val="left"/>
+      <w:pPr>
+        <w:ind w:left="3960" w:hanging="360"/>
+      </w:pPr>
+    </w:lvl>
+    <w:lvl w:ilvl="5" w:tplc="0410001B" w:tentative="1">
+      <w:start w:val="1"/>
+      <w:numFmt w:val="lowerRoman"/>
+      <w:lvlText w:val="%6."/>
+      <w:lvlJc w:val="right"/>
+      <w:pPr>
+        <w:ind w:left="4680" w:hanging="180"/>
+      </w:pPr>
+    </w:lvl>
+    <w:lvl w:ilvl="6" w:tplc="0410000F" w:tentative="1">
+      <w:start w:val="1"/>
+      <w:numFmt w:val="decimal"/>
+      <w:lvlText w:val="%7."/>
+      <w:lvlJc w:val="left"/>
+      <w:pPr>
+        <w:ind w:left="5400" w:hanging="360"/>
+      </w:pPr>
+    </w:lvl>
+    <w:lvl w:ilvl="7" w:tplc="04100019" w:tentative="1">
+      <w:start w:val="1"/>
+      <w:numFmt w:val="lowerLetter"/>
+      <w:lvlText w:val="%8."/>
+      <w:lvlJc w:val="left"/>
+      <w:pPr>
+        <w:ind w:left="6120" w:hanging="360"/>
+      </w:pPr>
+    </w:lvl>
+    <w:lvl w:ilvl="8" w:tplc="0410001B" w:tentative="1">
+      <w:start w:val="1"/>
+      <w:numFmt w:val="lowerRoman"/>
+      <w:lvlText w:val="%9."/>
+      <w:lvlJc w:val="right"/>
+      <w:pPr>
+        <w:ind w:left="6840" w:hanging="180"/>
+      </w:pPr>
+    </w:lvl>
+  </w:abstractNum>
+  <w:abstractNum w:abstractNumId="34" w15:restartNumberingAfterBreak="0">
     <w:nsid w:val="56D97F3E"/>
     <w:multiLevelType w:val="hybridMultilevel"/>
     <w:tmpl w:val="7C30B334"/>
@@ -9446,7 +11279,7 @@
       </w:rPr>
     </w:lvl>
   </w:abstractNum>
-  <w:abstractNum w:abstractNumId="30" w15:restartNumberingAfterBreak="0">
+  <w:abstractNum w:abstractNumId="35" w15:restartNumberingAfterBreak="0">
     <w:nsid w:val="5C502372"/>
     <w:multiLevelType w:val="hybridMultilevel"/>
     <w:tmpl w:val="4CAAADFA"/>
@@ -9559,7 +11392,7 @@
       </w:rPr>
     </w:lvl>
   </w:abstractNum>
-  <w:abstractNum w:abstractNumId="31" w15:restartNumberingAfterBreak="0">
+  <w:abstractNum w:abstractNumId="36" w15:restartNumberingAfterBreak="0">
     <w:nsid w:val="60A67CE3"/>
     <w:multiLevelType w:val="multilevel"/>
     <w:tmpl w:val="E5B283BE"/>
@@ -9708,7 +11541,7 @@
       </w:rPr>
     </w:lvl>
   </w:abstractNum>
-  <w:abstractNum w:abstractNumId="32" w15:restartNumberingAfterBreak="0">
+  <w:abstractNum w:abstractNumId="37" w15:restartNumberingAfterBreak="0">
     <w:nsid w:val="6328307F"/>
     <w:multiLevelType w:val="hybridMultilevel"/>
     <w:tmpl w:val="58226234"/>
@@ -9821,7 +11654,7 @@
       </w:rPr>
     </w:lvl>
   </w:abstractNum>
-  <w:abstractNum w:abstractNumId="33" w15:restartNumberingAfterBreak="0">
+  <w:abstractNum w:abstractNumId="38" w15:restartNumberingAfterBreak="0">
     <w:nsid w:val="679E7766"/>
     <w:multiLevelType w:val="multilevel"/>
     <w:tmpl w:val="A7CA63CC"/>
@@ -9970,7 +11803,7 @@
       </w:rPr>
     </w:lvl>
   </w:abstractNum>
-  <w:abstractNum w:abstractNumId="34" w15:restartNumberingAfterBreak="0">
+  <w:abstractNum w:abstractNumId="39" w15:restartNumberingAfterBreak="0">
     <w:nsid w:val="6A021EE2"/>
     <w:multiLevelType w:val="multilevel"/>
     <w:tmpl w:val="E5F45300"/>
@@ -10119,7 +11952,156 @@
       </w:rPr>
     </w:lvl>
   </w:abstractNum>
-  <w:abstractNum w:abstractNumId="35" w15:restartNumberingAfterBreak="0">
+  <w:abstractNum w:abstractNumId="40" w15:restartNumberingAfterBreak="0">
+    <w:nsid w:val="6B3D5152"/>
+    <w:multiLevelType w:val="multilevel"/>
+    <w:tmpl w:val="0BD4019A"/>
+    <w:lvl w:ilvl="0">
+      <w:start w:val="1"/>
+      <w:numFmt w:val="bullet"/>
+      <w:lvlText w:val=""/>
+      <w:lvlJc w:val="left"/>
+      <w:pPr>
+        <w:tabs>
+          <w:tab w:val="num" w:pos="720"/>
+        </w:tabs>
+        <w:ind w:left="720" w:hanging="360"/>
+      </w:pPr>
+      <w:rPr>
+        <w:rFonts w:ascii="Symbol" w:hAnsi="Symbol" w:hint="default"/>
+        <w:sz w:val="20"/>
+      </w:rPr>
+    </w:lvl>
+    <w:lvl w:ilvl="1" w:tentative="1">
+      <w:start w:val="1"/>
+      <w:numFmt w:val="bullet"/>
+      <w:lvlText w:val="o"/>
+      <w:lvlJc w:val="left"/>
+      <w:pPr>
+        <w:tabs>
+          <w:tab w:val="num" w:pos="1440"/>
+        </w:tabs>
+        <w:ind w:left="1440" w:hanging="360"/>
+      </w:pPr>
+      <w:rPr>
+        <w:rFonts w:ascii="Courier New" w:hAnsi="Courier New" w:hint="default"/>
+        <w:sz w:val="20"/>
+      </w:rPr>
+    </w:lvl>
+    <w:lvl w:ilvl="2" w:tentative="1">
+      <w:start w:val="1"/>
+      <w:numFmt w:val="bullet"/>
+      <w:lvlText w:val=""/>
+      <w:lvlJc w:val="left"/>
+      <w:pPr>
+        <w:tabs>
+          <w:tab w:val="num" w:pos="2160"/>
+        </w:tabs>
+        <w:ind w:left="2160" w:hanging="360"/>
+      </w:pPr>
+      <w:rPr>
+        <w:rFonts w:ascii="Wingdings" w:hAnsi="Wingdings" w:hint="default"/>
+        <w:sz w:val="20"/>
+      </w:rPr>
+    </w:lvl>
+    <w:lvl w:ilvl="3" w:tentative="1">
+      <w:start w:val="1"/>
+      <w:numFmt w:val="bullet"/>
+      <w:lvlText w:val=""/>
+      <w:lvlJc w:val="left"/>
+      <w:pPr>
+        <w:tabs>
+          <w:tab w:val="num" w:pos="2880"/>
+        </w:tabs>
+        <w:ind w:left="2880" w:hanging="360"/>
+      </w:pPr>
+      <w:rPr>
+        <w:rFonts w:ascii="Wingdings" w:hAnsi="Wingdings" w:hint="default"/>
+        <w:sz w:val="20"/>
+      </w:rPr>
+    </w:lvl>
+    <w:lvl w:ilvl="4" w:tentative="1">
+      <w:start w:val="1"/>
+      <w:numFmt w:val="bullet"/>
+      <w:lvlText w:val=""/>
+      <w:lvlJc w:val="left"/>
+      <w:pPr>
+        <w:tabs>
+          <w:tab w:val="num" w:pos="3600"/>
+        </w:tabs>
+        <w:ind w:left="3600" w:hanging="360"/>
+      </w:pPr>
+      <w:rPr>
+        <w:rFonts w:ascii="Wingdings" w:hAnsi="Wingdings" w:hint="default"/>
+        <w:sz w:val="20"/>
+      </w:rPr>
+    </w:lvl>
+    <w:lvl w:ilvl="5" w:tentative="1">
+      <w:start w:val="1"/>
+      <w:numFmt w:val="bullet"/>
+      <w:lvlText w:val=""/>
+      <w:lvlJc w:val="left"/>
+      <w:pPr>
+        <w:tabs>
+          <w:tab w:val="num" w:pos="4320"/>
+        </w:tabs>
+        <w:ind w:left="4320" w:hanging="360"/>
+      </w:pPr>
+      <w:rPr>
+        <w:rFonts w:ascii="Wingdings" w:hAnsi="Wingdings" w:hint="default"/>
+        <w:sz w:val="20"/>
+      </w:rPr>
+    </w:lvl>
+    <w:lvl w:ilvl="6" w:tentative="1">
+      <w:start w:val="1"/>
+      <w:numFmt w:val="bullet"/>
+      <w:lvlText w:val=""/>
+      <w:lvlJc w:val="left"/>
+      <w:pPr>
+        <w:tabs>
+          <w:tab w:val="num" w:pos="5040"/>
+        </w:tabs>
+        <w:ind w:left="5040" w:hanging="360"/>
+      </w:pPr>
+      <w:rPr>
+        <w:rFonts w:ascii="Wingdings" w:hAnsi="Wingdings" w:hint="default"/>
+        <w:sz w:val="20"/>
+      </w:rPr>
+    </w:lvl>
+    <w:lvl w:ilvl="7" w:tentative="1">
+      <w:start w:val="1"/>
+      <w:numFmt w:val="bullet"/>
+      <w:lvlText w:val=""/>
+      <w:lvlJc w:val="left"/>
+      <w:pPr>
+        <w:tabs>
+          <w:tab w:val="num" w:pos="5760"/>
+        </w:tabs>
+        <w:ind w:left="5760" w:hanging="360"/>
+      </w:pPr>
+      <w:rPr>
+        <w:rFonts w:ascii="Wingdings" w:hAnsi="Wingdings" w:hint="default"/>
+        <w:sz w:val="20"/>
+      </w:rPr>
+    </w:lvl>
+    <w:lvl w:ilvl="8" w:tentative="1">
+      <w:start w:val="1"/>
+      <w:numFmt w:val="bullet"/>
+      <w:lvlText w:val=""/>
+      <w:lvlJc w:val="left"/>
+      <w:pPr>
+        <w:tabs>
+          <w:tab w:val="num" w:pos="6480"/>
+        </w:tabs>
+        <w:ind w:left="6480" w:hanging="360"/>
+      </w:pPr>
+      <w:rPr>
+        <w:rFonts w:ascii="Wingdings" w:hAnsi="Wingdings" w:hint="default"/>
+        <w:sz w:val="20"/>
+      </w:rPr>
+    </w:lvl>
+  </w:abstractNum>
+  <w:abstractNum w:abstractNumId="41" w15:restartNumberingAfterBreak="0">
     <w:nsid w:val="6B445592"/>
     <w:multiLevelType w:val="hybridMultilevel"/>
     <w:tmpl w:val="3036100E"/>
@@ -10232,7 +12214,7 @@
       </w:rPr>
     </w:lvl>
   </w:abstractNum>
-  <w:abstractNum w:abstractNumId="36" w15:restartNumberingAfterBreak="0">
+  <w:abstractNum w:abstractNumId="42" w15:restartNumberingAfterBreak="0">
     <w:nsid w:val="6B5A2459"/>
     <w:multiLevelType w:val="hybridMultilevel"/>
     <w:tmpl w:val="8E42187A"/>
@@ -10345,7 +12327,7 @@
       </w:rPr>
     </w:lvl>
   </w:abstractNum>
-  <w:abstractNum w:abstractNumId="37" w15:restartNumberingAfterBreak="0">
+  <w:abstractNum w:abstractNumId="43" w15:restartNumberingAfterBreak="0">
     <w:nsid w:val="6D8F48F8"/>
     <w:multiLevelType w:val="multilevel"/>
     <w:tmpl w:val="1876B4CA"/>
@@ -10494,7 +12476,7 @@
       </w:rPr>
     </w:lvl>
   </w:abstractNum>
-  <w:abstractNum w:abstractNumId="38" w15:restartNumberingAfterBreak="0">
+  <w:abstractNum w:abstractNumId="44" w15:restartNumberingAfterBreak="0">
     <w:nsid w:val="71F81A7F"/>
     <w:multiLevelType w:val="hybridMultilevel"/>
     <w:tmpl w:val="6AAA6DD2"/>
@@ -10607,7 +12589,7 @@
       </w:rPr>
     </w:lvl>
   </w:abstractNum>
-  <w:abstractNum w:abstractNumId="39" w15:restartNumberingAfterBreak="0">
+  <w:abstractNum w:abstractNumId="45" w15:restartNumberingAfterBreak="0">
     <w:nsid w:val="74FE172B"/>
     <w:multiLevelType w:val="multilevel"/>
     <w:tmpl w:val="030408B0"/>
@@ -10756,7 +12738,7 @@
       </w:rPr>
     </w:lvl>
   </w:abstractNum>
-  <w:abstractNum w:abstractNumId="40" w15:restartNumberingAfterBreak="0">
+  <w:abstractNum w:abstractNumId="46" w15:restartNumberingAfterBreak="0">
     <w:nsid w:val="7BA776EC"/>
     <w:multiLevelType w:val="hybridMultilevel"/>
     <w:tmpl w:val="407C4436"/>
@@ -10869,7 +12851,7 @@
       </w:rPr>
     </w:lvl>
   </w:abstractNum>
-  <w:abstractNum w:abstractNumId="41" w15:restartNumberingAfterBreak="0">
+  <w:abstractNum w:abstractNumId="47" w15:restartNumberingAfterBreak="0">
     <w:nsid w:val="7BEE2C05"/>
     <w:multiLevelType w:val="multilevel"/>
     <w:tmpl w:val="FA902200"/>
@@ -11018,7 +13000,7 @@
       </w:rPr>
     </w:lvl>
   </w:abstractNum>
-  <w:abstractNum w:abstractNumId="42" w15:restartNumberingAfterBreak="0">
+  <w:abstractNum w:abstractNumId="48" w15:restartNumberingAfterBreak="0">
     <w:nsid w:val="7D271361"/>
     <w:multiLevelType w:val="hybridMultilevel"/>
     <w:tmpl w:val="0BB6C634"/>
@@ -11107,7 +13089,7 @@
       </w:pPr>
     </w:lvl>
   </w:abstractNum>
-  <w:abstractNum w:abstractNumId="43" w15:restartNumberingAfterBreak="0">
+  <w:abstractNum w:abstractNumId="49" w15:restartNumberingAfterBreak="0">
     <w:nsid w:val="7EA60C04"/>
     <w:multiLevelType w:val="hybridMultilevel"/>
     <w:tmpl w:val="4CAAADFA"/>
@@ -11221,37 +13203,37 @@
     </w:lvl>
   </w:abstractNum>
   <w:num w:numId="1" w16cid:durableId="1375882241">
-    <w:abstractNumId w:val="13"/>
+    <w:abstractNumId w:val="14"/>
   </w:num>
   <w:num w:numId="2" w16cid:durableId="1860119071">
+    <w:abstractNumId w:val="19"/>
+  </w:num>
+  <w:num w:numId="3" w16cid:durableId="105120720">
+    <w:abstractNumId w:val="38"/>
+  </w:num>
+  <w:num w:numId="4" w16cid:durableId="1129323529">
+    <w:abstractNumId w:val="45"/>
+  </w:num>
+  <w:num w:numId="5" w16cid:durableId="1006246656">
+    <w:abstractNumId w:val="16"/>
+  </w:num>
+  <w:num w:numId="6" w16cid:durableId="1683163660">
+    <w:abstractNumId w:val="8"/>
+  </w:num>
+  <w:num w:numId="7" w16cid:durableId="670447099">
+    <w:abstractNumId w:val="49"/>
+  </w:num>
+  <w:num w:numId="8" w16cid:durableId="2074084434">
     <w:abstractNumId w:val="17"/>
   </w:num>
-  <w:num w:numId="3" w16cid:durableId="105120720">
-    <w:abstractNumId w:val="33"/>
-  </w:num>
-  <w:num w:numId="4" w16cid:durableId="1129323529">
-    <w:abstractNumId w:val="39"/>
-  </w:num>
-  <w:num w:numId="5" w16cid:durableId="1006246656">
-    <w:abstractNumId w:val="15"/>
-  </w:num>
-  <w:num w:numId="6" w16cid:durableId="1683163660">
-    <w:abstractNumId w:val="7"/>
-  </w:num>
-  <w:num w:numId="7" w16cid:durableId="670447099">
-    <w:abstractNumId w:val="43"/>
-  </w:num>
-  <w:num w:numId="8" w16cid:durableId="2074084434">
-    <w:abstractNumId w:val="16"/>
-  </w:num>
   <w:num w:numId="9" w16cid:durableId="2123760840">
-    <w:abstractNumId w:val="10"/>
+    <w:abstractNumId w:val="11"/>
   </w:num>
   <w:num w:numId="10" w16cid:durableId="1337221966">
     <w:abstractNumId w:val="3"/>
   </w:num>
   <w:num w:numId="11" w16cid:durableId="1116365342">
-    <w:abstractNumId w:val="32"/>
+    <w:abstractNumId w:val="37"/>
   </w:num>
   <w:num w:numId="12" w16cid:durableId="223151380">
     <w:abstractNumId w:val="2"/>
@@ -11260,79 +13242,79 @@
     <w:abstractNumId w:val="0"/>
   </w:num>
   <w:num w:numId="14" w16cid:durableId="1772967376">
-    <w:abstractNumId w:val="22"/>
+    <w:abstractNumId w:val="25"/>
   </w:num>
   <w:num w:numId="15" w16cid:durableId="1504399016">
-    <w:abstractNumId w:val="20"/>
+    <w:abstractNumId w:val="23"/>
   </w:num>
   <w:num w:numId="16" w16cid:durableId="730617540">
-    <w:abstractNumId w:val="35"/>
+    <w:abstractNumId w:val="41"/>
   </w:num>
   <w:num w:numId="17" w16cid:durableId="449203306">
+    <w:abstractNumId w:val="42"/>
+  </w:num>
+  <w:num w:numId="18" w16cid:durableId="1188760635">
+    <w:abstractNumId w:val="39"/>
+  </w:num>
+  <w:num w:numId="19" w16cid:durableId="326246105">
+    <w:abstractNumId w:val="31"/>
+  </w:num>
+  <w:num w:numId="20" w16cid:durableId="1837529704">
+    <w:abstractNumId w:val="12"/>
+  </w:num>
+  <w:num w:numId="21" w16cid:durableId="1681737825">
+    <w:abstractNumId w:val="10"/>
+  </w:num>
+  <w:num w:numId="22" w16cid:durableId="1800687154">
+    <w:abstractNumId w:val="47"/>
+  </w:num>
+  <w:num w:numId="23" w16cid:durableId="924188756">
+    <w:abstractNumId w:val="7"/>
+  </w:num>
+  <w:num w:numId="24" w16cid:durableId="615675575">
+    <w:abstractNumId w:val="24"/>
+  </w:num>
+  <w:num w:numId="25" w16cid:durableId="730230770">
+    <w:abstractNumId w:val="13"/>
+  </w:num>
+  <w:num w:numId="26" w16cid:durableId="1437019822">
     <w:abstractNumId w:val="36"/>
   </w:num>
-  <w:num w:numId="18" w16cid:durableId="1188760635">
+  <w:num w:numId="27" w16cid:durableId="439178679">
+    <w:abstractNumId w:val="43"/>
+  </w:num>
+  <w:num w:numId="28" w16cid:durableId="1189609590">
+    <w:abstractNumId w:val="6"/>
+  </w:num>
+  <w:num w:numId="29" w16cid:durableId="1065107064">
+    <w:abstractNumId w:val="28"/>
+  </w:num>
+  <w:num w:numId="30" w16cid:durableId="1980770435">
+    <w:abstractNumId w:val="30"/>
+  </w:num>
+  <w:num w:numId="31" w16cid:durableId="502209717">
+    <w:abstractNumId w:val="44"/>
+  </w:num>
+  <w:num w:numId="32" w16cid:durableId="734471278">
+    <w:abstractNumId w:val="29"/>
+  </w:num>
+  <w:num w:numId="33" w16cid:durableId="1355964607">
+    <w:abstractNumId w:val="27"/>
+  </w:num>
+  <w:num w:numId="34" w16cid:durableId="1970864340">
+    <w:abstractNumId w:val="46"/>
+  </w:num>
+  <w:num w:numId="35" w16cid:durableId="2063744032">
     <w:abstractNumId w:val="34"/>
   </w:num>
-  <w:num w:numId="19" w16cid:durableId="326246105">
-    <w:abstractNumId w:val="27"/>
-  </w:num>
-  <w:num w:numId="20" w16cid:durableId="1837529704">
-    <w:abstractNumId w:val="11"/>
-  </w:num>
-  <w:num w:numId="21" w16cid:durableId="1681737825">
+  <w:num w:numId="36" w16cid:durableId="1136529149">
     <w:abstractNumId w:val="9"/>
   </w:num>
-  <w:num w:numId="22" w16cid:durableId="1800687154">
-    <w:abstractNumId w:val="41"/>
-  </w:num>
-  <w:num w:numId="23" w16cid:durableId="924188756">
-    <w:abstractNumId w:val="6"/>
-  </w:num>
-  <w:num w:numId="24" w16cid:durableId="615675575">
-    <w:abstractNumId w:val="21"/>
-  </w:num>
-  <w:num w:numId="25" w16cid:durableId="730230770">
-    <w:abstractNumId w:val="12"/>
-  </w:num>
-  <w:num w:numId="26" w16cid:durableId="1437019822">
-    <w:abstractNumId w:val="31"/>
-  </w:num>
-  <w:num w:numId="27" w16cid:durableId="439178679">
-    <w:abstractNumId w:val="37"/>
-  </w:num>
-  <w:num w:numId="28" w16cid:durableId="1189609590">
-    <w:abstractNumId w:val="5"/>
-  </w:num>
-  <w:num w:numId="29" w16cid:durableId="1065107064">
-    <w:abstractNumId w:val="24"/>
-  </w:num>
-  <w:num w:numId="30" w16cid:durableId="1980770435">
-    <w:abstractNumId w:val="26"/>
-  </w:num>
-  <w:num w:numId="31" w16cid:durableId="502209717">
-    <w:abstractNumId w:val="38"/>
-  </w:num>
-  <w:num w:numId="32" w16cid:durableId="734471278">
-    <w:abstractNumId w:val="25"/>
-  </w:num>
-  <w:num w:numId="33" w16cid:durableId="1355964607">
-    <w:abstractNumId w:val="23"/>
-  </w:num>
-  <w:num w:numId="34" w16cid:durableId="1970864340">
-    <w:abstractNumId w:val="40"/>
-  </w:num>
-  <w:num w:numId="35" w16cid:durableId="2063744032">
-    <w:abstractNumId w:val="29"/>
-  </w:num>
-  <w:num w:numId="36" w16cid:durableId="1136529149">
-    <w:abstractNumId w:val="8"/>
-  </w:num>
   <w:num w:numId="37" w16cid:durableId="704713989">
-    <w:abstractNumId w:val="42"/>
+    <w:abstractNumId w:val="48"/>
   </w:num>
   <w:num w:numId="38" w16cid:durableId="852691307">
-    <w:abstractNumId w:val="28"/>
+    <w:abstractNumId w:val="32"/>
   </w:num>
   <w:num w:numId="39" w16cid:durableId="978649187">
     <w:abstractNumId w:val="1"/>
@@ -11341,16 +13323,34 @@
     <w:abstractNumId w:val="4"/>
   </w:num>
   <w:num w:numId="41" w16cid:durableId="300886606">
-    <w:abstractNumId w:val="19"/>
+    <w:abstractNumId w:val="22"/>
   </w:num>
   <w:num w:numId="42" w16cid:durableId="16782054">
-    <w:abstractNumId w:val="14"/>
+    <w:abstractNumId w:val="15"/>
   </w:num>
   <w:num w:numId="43" w16cid:durableId="857355065">
-    <w:abstractNumId w:val="18"/>
+    <w:abstractNumId w:val="21"/>
   </w:num>
   <w:num w:numId="44" w16cid:durableId="402410414">
-    <w:abstractNumId w:val="30"/>
+    <w:abstractNumId w:val="35"/>
+  </w:num>
+  <w:num w:numId="45" w16cid:durableId="115607687">
+    <w:abstractNumId w:val="5"/>
+  </w:num>
+  <w:num w:numId="46" w16cid:durableId="1516845868">
+    <w:abstractNumId w:val="20"/>
+  </w:num>
+  <w:num w:numId="47" w16cid:durableId="1589732891">
+    <w:abstractNumId w:val="26"/>
+  </w:num>
+  <w:num w:numId="48" w16cid:durableId="1691447102">
+    <w:abstractNumId w:val="40"/>
+  </w:num>
+  <w:num w:numId="49" w16cid:durableId="54742923">
+    <w:abstractNumId w:val="33"/>
+  </w:num>
+  <w:num w:numId="50" w16cid:durableId="1014191994">
+    <w:abstractNumId w:val="18"/>
   </w:num>
 </w:numbering>
 </file>
